--- a/docs/Project1-Proposal-Anderson.docx
+++ b/docs/Project1-Proposal-Anderson.docx
@@ -181,7 +181,7 @@
           <w:b w:val="0"/>
           <w:i w:val="0"/>
         </w:rPr>
-        <w:t xml:space="preserve"> A homepage introducing the hub, five topic sections corresponding to the course areas above, and a responsive contact form. Full page inventory appears in the Site Structure section, with wireframes and a site map in Sections 13 and 14.</w:t>
+        <w:t xml:space="preserve"> A homepage introducing the hub, five topic sections corresponding to the course areas above, and a responsive contact form. Full page inventory appears in the Site Structure section, with wireframes and a site map in the Wireframes and Site Map section.</w:t>
       </w:r>
     </w:p>
     <w:p>

--- a/docs/Project1-Proposal-Anderson.docx
+++ b/docs/Project1-Proposal-Anderson.docx
@@ -19,7 +19,7 @@
         <w:t xml:space="preserve">Course: </w:t>
       </w:r>
       <w:r>
-        <w:t>CMST 387 6300 — Principles of Web Design and Technology III</w:t>
+        <w:t>CMST 387 6300 - Principles of Web Design and Technology III</w:t>
       </w:r>
     </w:p>
     <w:p>
@@ -47,7 +47,7 @@
           <w:b w:val="0"/>
           <w:i w:val="0"/>
         </w:rPr>
-        <w:t xml:space="preserve"> CMST 387 6300 — Principles of Web Design and Technology III</w:t>
+        <w:t xml:space="preserve"> CMST 387 6300: Principles of Web Design and Technology III</w:t>
       </w:r>
     </w:p>
     <w:p>
@@ -126,7 +126,7 @@
           <w:b w:val="0"/>
           <w:i w:val="0"/>
         </w:rPr>
-        <w:t xml:space="preserve">: an educational site that collects practical guidance across the five core areas of this course — </w:t>
+        <w:t>: an educational site that collects practical guidance across the five core areas of this course (</w:t>
       </w:r>
       <w:r>
         <w:rPr>
@@ -140,7 +140,7 @@
           <w:b w:val="0"/>
           <w:i w:val="0"/>
         </w:rPr>
-        <w:t xml:space="preserve"> — into a single, well-organized reference for students and early-career web developers.</w:t>
+        <w:t>) into a single, well-organized reference for students and early-career web developers.</w:t>
       </w:r>
     </w:p>
     <w:p>
@@ -165,7 +165,7 @@
           <w:b w:val="0"/>
           <w:i w:val="0"/>
         </w:rPr>
-        <w:t xml:space="preserve"> Students in web development programs, career-changers learning front-end development, and working developers needing a quick reference. This audience is global and linguistically diverse — web development draws heavily from non-native English speakers reading English-language documentation. It includes developers with disabilities, who are underserved by technical documentation that is itself inaccessible. It spans a wide device and bandwidth range: developers read documentation on desktop workstations while coding, and on phones while commuting or away from a desk.</w:t>
+        <w:t xml:space="preserve"> Students in web development programs, career-changers learning front-end development, and working developers needing a quick reference. This audience is global and linguistically diverse. Web development draws heavily from non-native English speakers reading English-language documentation. It includes developers with disabilities, who are underserved by technical documentation that is itself inaccessible. It spans a wide device and bandwidth range: developers read documentation on desktop workstations while coding, and on phones while commuting or away from a desk.</w:t>
       </w:r>
     </w:p>
     <w:p>
@@ -762,7 +762,7 @@
           <w:b w:val="0"/>
           <w:i w:val="0"/>
         </w:rPr>
-        <w:t>: content remains usable at 320 CSS pixels wide without two-dimensional scrolling. This is the same requirement as supporting 400% zoom on a 1280px desktop display — a single technical solution serving both low-vision desktop users and mobile users, a clear instance of the curb-cut effect.</w:t>
+        <w:t>: content remains usable at 320 CSS pixels wide without two-dimensional scrolling. This is the same requirement as supporting 400% zoom on a 1280px desktop display: a single technical solution serving both low-vision desktop users and mobile users, and a clear instance of the curb-cut effect.</w:t>
       </w:r>
     </w:p>
     <w:p>
@@ -794,7 +794,7 @@
           <w:b w:val="0"/>
           <w:i w:val="0"/>
         </w:rPr>
-        <w:t xml:space="preserve"> Navigation collapses to a labeled menu button — labeled "Menu" rather than relying on an unlabeled hamburger icon. Touch targets meet </w:t>
+        <w:t xml:space="preserve"> Navigation collapses to a labeled menu button, labeled "Menu" rather than relying on an unlabeled hamburger icon. Touch targets meet </w:t>
       </w:r>
       <w:r>
         <w:rPr>
@@ -1030,7 +1030,7 @@
           <w:b w:val="0"/>
           <w:i w:val="0"/>
         </w:rPr>
-        <w:t xml:space="preserve"> would step through core tasks — "find guidance on preventing XSS," "submit a question through the contact form" — asking at each step whether a first-time user would know what to do and would recognize progress toward the goal.</w:t>
+        <w:t xml:space="preserve"> would step through core tasks ("find guidance on preventing XSS," "submit a question through the contact form"), asking at each step whether a first-time user would know what to do and would recognize progress toward the goal.</w:t>
       </w:r>
     </w:p>
     <w:p>
@@ -1100,7 +1100,7 @@
           <w:b w:val="0"/>
           <w:i w:val="0"/>
         </w:rPr>
-        <w:t xml:space="preserve"> Semantic HTML with correct heading hierarchy and ARIA landmarks provides screen reader structure. Meaningful images — including diagrams explaining responsive breakpoints or request flows — receive descriptive alternative text, with complex diagrams additionally described in adjacent body text, since a one-line </w:t>
+        <w:t xml:space="preserve"> Semantic HTML with correct heading hierarchy and ARIA landmarks provides screen reader structure. Meaningful images (including diagrams explaining responsive breakpoints or request flows) receive descriptive alternative text, with complex diagrams additionally described in adjacent body text, since a one-line </w:t>
       </w:r>
       <w:r>
         <w:rPr>
@@ -1180,7 +1180,7 @@
           <w:b w:val="0"/>
           <w:i w:val="0"/>
         </w:rPr>
-        <w:t xml:space="preserve"> Plain language, short paragraphs, and generous white space reduce load. Consistent navigation prevents disorientation. Multi-step technical processes are broken into numbered steps with visible progress. Technical jargon is defined on first use and collected in a glossary — significant on a site whose subject matter is dense with acronyms (CSRF, TLS, LCP, ARIA). Error messages identify the problem </w:t>
+        <w:t xml:space="preserve"> Plain language, short paragraphs, and generous white space reduce load. Consistent navigation prevents disorientation. Multi-step technical processes are broken into numbered steps with visible progress. Technical jargon is defined on first use and collected in a glossary, significant on a site whose subject matter is dense with acronyms (CSRF, TLS, LCP, ARIA). Error messages identify the problem </w:t>
       </w:r>
       <w:r>
         <w:rPr>
@@ -1338,7 +1338,7 @@
           <w:b w:val="0"/>
           <w:i w:val="0"/>
         </w:rPr>
-        <w:t xml:space="preserve"> would run against every push to the project's GitHub repository, wired into the existing GitHub Actions workflow that deploys this site to Azure App Service. Configuring the build to fail on new violations prevents regressions from reaching production — the decisive advantage of automation over periodic manual audits. This also demonstrates the site's own subject matter, since the same pipeline can run </w:t>
+        <w:t xml:space="preserve"> would run against every push to the project's GitHub repository, wired into the existing GitHub Actions workflow that deploys this site to Azure App Service. Configuring the build to fail on new violations prevents regressions from reaching production, the decisive advantage of automation over periodic manual audits. This also demonstrates the site's own subject matter, since the same pipeline can run </w:t>
       </w:r>
       <w:r>
         <w:rPr>
@@ -1484,7 +1484,7 @@
           <w:b w:val="0"/>
           <w:i w:val="0"/>
         </w:rPr>
-        <w:t>Two caveats must accompany any automated program. First, these tools verify roughly a third of WCAG criteria; a clean scan is a floor, not a certificate of conformance. Second, rule sets must be kept current as standards evolve — a stale scanner silently stops testing against the standard it claims to enforce.</w:t>
+        <w:t>Two caveats must accompany any automated program. First, these tools verify roughly a third of WCAG criteria; a clean scan is a floor, not a certificate of conformance. Second, rule sets must be kept current as standards evolve; a stale scanner silently stops testing against the standard it claims to enforce.</w:t>
       </w:r>
     </w:p>
     <w:p>
@@ -1572,7 +1572,7 @@
           <w:b w:val="0"/>
           <w:i w:val="0"/>
         </w:rPr>
-        <w:t xml:space="preserve"> Dates appear unambiguously ("March 4, 2026" rather than 3/4/26, which reads as April 3 in much of the world). Times state their zone. The contact form accepts international name, address, and phone formats rather than enforcing US-only patterns — and notably will not require a "first name / last name" split, which misrepresents naming conventions in much of the world.</w:t>
+        <w:t xml:space="preserve"> Dates appear unambiguously ("March 4, 2026" rather than 3/4/26, which reads as April 3 in much of the world). Times state their zone. The contact form accepts international name, address, and phone formats rather than enforcing US-only patterns, and notably will not require a "first name / last name" split, which misrepresents naming conventions in much of the world.</w:t>
       </w:r>
     </w:p>
     <w:p>
@@ -1604,7 +1604,7 @@
           <w:b w:val="0"/>
           <w:i w:val="0"/>
         </w:rPr>
-        <w:t xml:space="preserve"> the design accommodates text expansion — translated German or Spanish text can run 30% longer than English — by avoiding fixed-width containers that would clip or overflow. Where translation is offered, professionally translated key pages are preferable to machine translation for security guidance, where a mistranslation could produce an insecure implementation. Right-to-left support via CSS logical properties is a reasonable enhancement.</w:t>
+        <w:t xml:space="preserve"> the design accommodates text expansion (translated German or Spanish text can run 30% longer than English) by avoiding fixed-width containers that would clip or overflow. Where translation is offered, professionally translated key pages are preferable to machine translation for security guidance, where a mistranslation could produce an insecure implementation. Right-to-left support via CSS logical properties is a reasonable enhancement.</w:t>
       </w:r>
     </w:p>
     <w:p>
@@ -1644,7 +1644,7 @@
           <w:b w:val="0"/>
           <w:i w:val="0"/>
         </w:rPr>
-        <w:t xml:space="preserve"> will appear in the site footer on every page, offering multiple channels — form, email, and an alternative contact method — since a user blocked by an inaccessible form needs a different route to report exactly that problem.</w:t>
+        <w:t xml:space="preserve"> will appear in the site footer on every page, offering multiple channels (form, email, and an alternative contact method), since a user blocked by an inaccessible form needs a different route to report exactly that problem.</w:t>
       </w:r>
     </w:p>
     <w:p>
@@ -1750,7 +1750,7 @@
           <w:b w:val="0"/>
           <w:i w:val="0"/>
         </w:rPr>
-        <w:t xml:space="preserve"> Rohr (2022) frames UX research methods along three dimensions — </w:t>
+        <w:t xml:space="preserve"> Rohr (2022) frames UX research methods along three dimensions (</w:t>
       </w:r>
       <w:r>
         <w:rPr>
@@ -1792,7 +1792,7 @@
           <w:b w:val="0"/>
           <w:i w:val="0"/>
         </w:rPr>
-        <w:t xml:space="preserve"> — and that framework explains why no single mechanism above is sufficient. Analytics are behavioral and quantitative: they record what users did, at scale, but cannot explain intent. Surveys and the "was this helpful?" prompt are attitudinal: they capture what users </w:t>
+        <w:t xml:space="preserve">), and that framework explains why no single mechanism above is sufficient. Analytics are behavioral and quantitative: they record what users did, at scale, but cannot explain intent. Surveys and the "was this helpful?" prompt are attitudinal: they capture what users </w:t>
       </w:r>
       <w:r>
         <w:rPr>
@@ -1806,7 +1806,7 @@
           <w:b w:val="0"/>
           <w:i w:val="0"/>
         </w:rPr>
-        <w:t>, which may diverge from what they do. Usability testing is behavioral and qualitative: small samples, but it reveals causes. An inclusive feedback program needs coverage across all three dimensions, because a program built only from analytics will systematically miss the users whose difficulties cause them to leave before generating any signal at all — exactly the users this site most needs to hear from.</w:t>
+        <w:t>, which may diverge from what they do. Usability testing is behavioral and qualitative: small samples, but it reveals causes. An inclusive feedback program needs coverage across all three dimensions, because a program built only from analytics will systematically miss the users whose difficulties cause them to leave before generating any signal at all, exactly the users this site most needs to hear from.</w:t>
       </w:r>
     </w:p>
     <w:p>
@@ -1822,7 +1822,7 @@
           <w:b w:val="0"/>
           <w:i w:val="0"/>
         </w:rPr>
-        <w:t xml:space="preserve"> — a public issue tracker on the project's GitHub repository — suit this audience specifically, since developers are already comfortable filing issues and will often supply precise reproduction steps and environment details.</w:t>
+        <w:t xml:space="preserve"> (a public issue tracker on the project's GitHub repository) suit this audience specifically, since developers are already comfortable filing issues and will often supply precise reproduction steps and environment details.</w:t>
       </w:r>
     </w:p>
     <w:p>
@@ -1864,7 +1864,7 @@
           <w:b w:val="0"/>
           <w:i w:val="0"/>
         </w:rPr>
-        <w:t xml:space="preserve">Gilbert (2019) frames inclusive design as a practice spanning compliance, assistive technology, and design strategy rather than a checklist applied at the end — the position this proposal adopts throughout. Two of that work's arguments shape the sections above directly: that understanding </w:t>
+        <w:t xml:space="preserve">Gilbert (2019) frames inclusive design as a practice spanning compliance, assistive technology, and design strategy rather than a checklist applied at the end, the position this proposal adopts throughout. Two of that work's arguments shape the sections above directly: that understanding </w:t>
       </w:r>
       <w:r>
         <w:rPr>
@@ -1973,7 +1973,7 @@
           <w:b w:val="0"/>
           <w:i w:val="0"/>
         </w:rPr>
-        <w:t xml:space="preserve"> — equitable use, flexibility in use, simple and intuitive use, perceptible information, tolerance for error, low physical effort, and appropriate size and space — provide a design-stage checklist complementing WCAG's verification-stage criteria.</w:t>
+        <w:t xml:space="preserve"> (equitable use, flexibility in use, simple and intuitive use, perceptible information, tolerance for error, low physical effort, and appropriate size and space) provide a design-stage checklist complementing WCAG's verification-stage criteria.</w:t>
       </w:r>
     </w:p>
     <w:p>
@@ -2069,7 +2069,7 @@
           <w:b w:val="0"/>
           <w:i w:val="0"/>
         </w:rPr>
-        <w:t xml:space="preserve"> content is layered so a beginner and a practitioner can use the same page differently — a plain-language summary and a "why this matters" framing above, with implementation detail, specification references, and edge cases disclosed progressively below. This is personalization through content structure rather than through user profiling, which avoids collecting personal data the site has no need to hold — itself a security and privacy decision consistent with the hub's own material.</w:t>
+        <w:t xml:space="preserve"> content is layered so a beginner and a practitioner can use the same page differently: a plain-language summary and a "why this matters" framing above, with implementation detail, specification references, and edge cases disclosed progressively below. This is personalization through content structure rather than through user profiling, which avoids collecting personal data the site has no need to hold, itself a security and privacy decision consistent with the hub's own material.</w:t>
       </w:r>
     </w:p>
     <w:p>
@@ -2272,7 +2272,7 @@
           <w:b w:val="0"/>
           <w:i w:val="0"/>
         </w:rPr>
-        <w:t xml:space="preserve"> — the accordions and tabbed code samples this site will use for progressive disclosure — follow </w:t>
+        <w:t xml:space="preserve"> (the accordions and tabbed code samples this site will use for progressive disclosure) follow </w:t>
       </w:r>
       <w:r>
         <w:rPr>
@@ -2412,7 +2412,7 @@
           <w:b w:val="0"/>
           <w:i w:val="0"/>
         </w:rPr>
-        <w:t xml:space="preserve"> announces itself through appropriately scoped ARIA live regions — </w:t>
+        <w:t xml:space="preserve"> announces itself through appropriately scoped ARIA live regions: </w:t>
       </w:r>
       <w:r>
         <w:rPr>
@@ -2460,7 +2460,7 @@
           <w:b w:val="0"/>
           <w:i w:val="0"/>
         </w:rPr>
-        <w:t xml:space="preserve"> in favor of honeypot fields and server-side validation. This is both an accessibility decision — CAPTCHAs are broadly hostile to users with visual and cognitive disabilities — and a worked example of the security/accessibility tradeoff the hub's own security section discusses.</w:t>
+        <w:t xml:space="preserve"> in favor of honeypot fields and server-side validation. This is both an accessibility decision (CAPTCHAs are broadly hostile to users with visual and cognitive disabilities) and a worked example of the security/accessibility tradeoff the hub's own security section discusses.</w:t>
       </w:r>
     </w:p>
     <w:p>
@@ -2594,7 +2594,7 @@
           <w:b w:val="0"/>
           <w:i w:val="0"/>
         </w:rPr>
-        <w:t xml:space="preserve"> — reachable from every page and itself fully keyboard-accessible — would offer:</w:t>
+        <w:t>, reachable from every page and itself fully keyboard-accessible, would offer:</w:t>
       </w:r>
     </w:p>
     <w:p>
@@ -2670,7 +2670,7 @@
           <w:b w:val="0"/>
           <w:i w:val="0"/>
         </w:rPr>
-        <w:t>, constraining measure to 60–75 characters — a meaningful aid for dyslexic readers working through long technical prose.</w:t>
+        <w:t>, constraining measure to 60–75 characters, a meaningful aid for dyslexic readers working through long technical prose.</w:t>
       </w:r>
     </w:p>
     <w:p>
@@ -2806,7 +2806,7 @@
           <w:b w:val="0"/>
           <w:i w:val="0"/>
         </w:rPr>
-        <w:t>. Grouping everything into "Articles," "Tutorials," and "References" would force users to already know what format their answer lives in — the precise knowledge a learner lacks. The five course areas provide a natural, mutually comprehensible top level.</w:t>
+        <w:t>. Grouping everything into "Articles," "Tutorials," and "References" would force users to already know what format their answer lives in, the precise knowledge a learner lacks. The five course areas provide a natural, mutually comprehensible top level.</w:t>
       </w:r>
     </w:p>
     <w:p>
@@ -2843,7 +2843,7 @@
           <w:b w:val="0"/>
           <w:i w:val="0"/>
         </w:rPr>
-        <w:t xml:space="preserve">, which measures whether users can locate items in a proposed hierarchy independent of visual design. Tree testing is especially valuable here because topic boundaries genuinely blur — image optimization is arguably Optimization, Responsive Design, </w:t>
+        <w:t xml:space="preserve">, which measures whether users can locate items in a proposed hierarchy independent of visual design. Tree testing is especially valuable here because topic boundaries genuinely blur (image optimization is arguably Optimization, Responsive Design, </w:t>
       </w:r>
       <w:r>
         <w:rPr>
@@ -2857,7 +2857,7 @@
           <w:b w:val="0"/>
           <w:i w:val="0"/>
         </w:rPr>
-        <w:t xml:space="preserve"> Accessibility — and testing reveals where users actually expect to find such material.</w:t>
+        <w:t xml:space="preserve"> Accessibility), and testing reveals where users actually expect to find such material.</w:t>
       </w:r>
     </w:p>
     <w:p>
@@ -2905,7 +2905,7 @@
           <w:b w:val="0"/>
           <w:i w:val="0"/>
         </w:rPr>
-        <w:t xml:space="preserve"> every topic page is layered: a plain-language summary and a "why this matters" framing first, then core guidance, then advanced detail and specification references. This serves a beginner and a practitioner without forcing either to read the other's version — the single most important IA decision for an audience whose expertise ranges from first-semester student to working professional.</w:t>
+        <w:t xml:space="preserve"> every topic page is layered: a plain-language summary and a "why this matters" framing first, then core guidance, then advanced detail and specification references. This serves a beginner and a practitioner without forcing either to read the other's version, the single most important IA decision for an audience whose expertise ranges from first-semester student to working professional.</w:t>
       </w:r>
     </w:p>
     <w:p>
@@ -3015,7 +3015,7 @@
           <w:b w:val="0"/>
           <w:i w:val="0"/>
         </w:rPr>
-        <w:t xml:space="preserve"> — roughly 15–20 words per sentence, 3–4 sentences per paragraph — with one idea per paragraph.</w:t>
+        <w:t xml:space="preserve"> (roughly 15–20 words per sentence, 3–4 sentences per paragraph), with one idea per paragraph.</w:t>
       </w:r>
     </w:p>
     <w:p>
@@ -3157,7 +3157,7 @@
           <w:b w:val="0"/>
           <w:i w:val="0"/>
         </w:rPr>
-        <w:t>Content would be validated by readability scoring on every substantive page and, ideally, by comprehension testing in which readers explain a concept in their own words — the only reliable test of whether writing was understood rather than merely scored.</w:t>
+        <w:t>Content would be validated by readability scoring on every substantive page and, ideally, by comprehension testing in which readers explain a concept in their own words, the only reliable test of whether writing was understood rather than merely scored.</w:t>
       </w:r>
     </w:p>
     <w:p>
@@ -3183,7 +3183,7 @@
           <w:b w:val="0"/>
           <w:i w:val="0"/>
         </w:rPr>
-        <w:t>The proposed Web Design Resource Hub targets WCAG 2.2 Level AA conformance, verified through automated scanning in the deployment pipeline, structured manual testing, and — as a recommended extension beyond this project — usability testing with developers who use assistive technology daily. The site's distinguishing constraint is that it must embody every practice it documents. The measure of success is not a passing automated score but whether a reader can find and understand what they need on the first attempt, using whatever device, connection, and assistive technology they have.</w:t>
+        <w:t>The proposed Web Design Resource Hub targets WCAG 2.2 Level AA conformance, verified through automated scanning in the deployment pipeline, structured manual testing, and, as a recommended extension beyond this project, usability testing with developers who use assistive technology daily. The site's distinguishing constraint is that it must embody every practice it documents. The measure of success is not a passing automated score but whether a reader can find and understand what they need on the first attempt, using whatever device, connection, and assistive technology they have.</w:t>
       </w:r>
     </w:p>
     <w:p>

--- a/docs/Project1-Proposal-Anderson.docx
+++ b/docs/Project1-Proposal-Anderson.docx
@@ -37,65 +37,10 @@
     <w:p>
       <w:r>
         <w:rPr>
-          <w:b/>
-          <w:i w:val="0"/>
-        </w:rPr>
-        <w:t>Course:</w:t>
-      </w:r>
-      <w:r>
-        <w:rPr>
           <w:b w:val="0"/>
           <w:i w:val="0"/>
         </w:rPr>
-        <w:t xml:space="preserve"> CMST 387 6300: Principles of Web Design and Technology III</w:t>
-      </w:r>
-    </w:p>
-    <w:p>
-      <w:r>
-        <w:rPr>
-          <w:b/>
-          <w:i w:val="0"/>
-        </w:rPr>
-        <w:t>Student:</w:t>
-      </w:r>
-      <w:r>
-        <w:rPr>
-          <w:b w:val="0"/>
-          <w:i w:val="0"/>
-        </w:rPr>
-        <w:t xml:space="preserve"> Gilbert Anderson</w:t>
-      </w:r>
-    </w:p>
-    <w:p>
-      <w:r>
-        <w:rPr>
-          <w:b/>
-          <w:i w:val="0"/>
-        </w:rPr>
-        <w:t>Proposed site:</w:t>
-      </w:r>
-      <w:r>
-        <w:rPr>
-          <w:b w:val="0"/>
-          <w:i w:val="0"/>
-        </w:rPr>
-        <w:t xml:space="preserve"> CMST 387 Web Design Resource Hub</w:t>
-      </w:r>
-    </w:p>
-    <w:p>
-      <w:r>
-        <w:rPr>
-          <w:b/>
-          <w:i w:val="0"/>
-        </w:rPr>
-        <w:t>Deployment target:</w:t>
-      </w:r>
-      <w:r>
-        <w:rPr>
-          <w:b w:val="0"/>
-          <w:i w:val="0"/>
-        </w:rPr>
-        <w:t xml:space="preserve"> https://cmst387-umgc-ganderson58.azurewebsites.net</w:t>
+        <w:t>CMST 387 Web Design Resource Hub Gilbert Anderson CMST 387 6300: Principles of Web Design and Technology III University of Maryland Global Campus Deployment target: https://cmst387-umgc-ganderson58.azurewebsites.net</w:t>
       </w:r>
     </w:p>
     <w:p>
@@ -112,35 +57,7 @@
           <w:b w:val="0"/>
           <w:i w:val="0"/>
         </w:rPr>
-        <w:t xml:space="preserve">This proposal describes a </w:t>
-      </w:r>
-      <w:r>
-        <w:rPr>
-          <w:b/>
-          <w:i w:val="0"/>
-        </w:rPr>
-        <w:t>Web Design Resource Hub</w:t>
-      </w:r>
-      <w:r>
-        <w:rPr>
-          <w:b w:val="0"/>
-          <w:i w:val="0"/>
-        </w:rPr>
-        <w:t>: an educational site that collects practical guidance across the five core areas of this course (</w:t>
-      </w:r>
-      <w:r>
-        <w:rPr>
-          <w:b/>
-          <w:i w:val="0"/>
-        </w:rPr>
-        <w:t>User Experience Design, Accessibility and Inclusive Design, Web Application Security, Website Optimization, and Responsive Web Design</w:t>
-      </w:r>
-      <w:r>
-        <w:rPr>
-          <w:b w:val="0"/>
-          <w:i w:val="0"/>
-        </w:rPr>
-        <w:t>) into a single, well-organized reference for students and early-career web developers.</w:t>
+        <w:t>This proposal is for a Web Design Resource Hub, which is an educational site collecting practical guidance across the five core areas of this course, those being user experience design, accessibility and inclusive design, web application security, website optimization, and responsive web design, pulled together into a single organized reference for students and early-career web developers.</w:t>
       </w:r>
     </w:p>
     <w:p>
@@ -149,39 +66,7 @@
           <w:b w:val="0"/>
           <w:i w:val="0"/>
         </w:rPr>
-        <w:t>The site has an unusual obligation. A resource hub that teaches accessibility must itself be accessible; a hub that teaches responsive design must itself be responsive; a hub that teaches optimization cannot ship a bloated page. The site is therefore its own primary demonstration, and every claim it makes is verifiable by inspecting the site that makes it. Failing any of these standards would undermine the content directly.</w:t>
-      </w:r>
-    </w:p>
-    <w:p>
-      <w:r>
-        <w:rPr>
-          <w:b/>
-          <w:i w:val="0"/>
-        </w:rPr>
-        <w:t>Intended audience.</w:t>
-      </w:r>
-      <w:r>
-        <w:rPr>
-          <w:b w:val="0"/>
-          <w:i w:val="0"/>
-        </w:rPr>
-        <w:t xml:space="preserve"> Students in web development programs, career-changers learning front-end development, and working developers needing a quick reference. This audience is global and linguistically diverse. Web development draws heavily from non-native English speakers reading English-language documentation. It includes developers with disabilities, who are underserved by technical documentation that is itself inaccessible. It spans a wide device and bandwidth range: developers read documentation on desktop workstations while coding, and on phones while commuting or away from a desk.</w:t>
-      </w:r>
-    </w:p>
-    <w:p>
-      <w:r>
-        <w:rPr>
-          <w:b/>
-          <w:i w:val="0"/>
-        </w:rPr>
-        <w:t>Site scope.</w:t>
-      </w:r>
-      <w:r>
-        <w:rPr>
-          <w:b w:val="0"/>
-          <w:i w:val="0"/>
-        </w:rPr>
-        <w:t xml:space="preserve"> A homepage introducing the hub, five topic sections corresponding to the course areas above, and a responsive contact form. Full page inventory appears in the Site Structure section, with wireframes and a site map in the Wireframes and Site Map section.</w:t>
+        <w:t>I want to be upfront that this site carries an unusual obligation compared to most class projects, since a resource hub that teaches accessibility has to be accessible itself, one that teaches responsive design has to be responsive itself, and one that teaches optimization cannot ship a bloated page without undercutting its own content. That means the site is its own primary demonstration and every claim it makes can be checked by inspecting the site making the claim, which in my opinion raises the stakes on the decisions below considerably.</w:t>
       </w:r>
     </w:p>
     <w:p>
@@ -190,21 +75,16 @@
           <w:b w:val="0"/>
           <w:i w:val="0"/>
         </w:rPr>
-        <w:t xml:space="preserve">Accessibility targets throughout are stated against </w:t>
+        <w:t>The audience I am building for is students in web development programmes, people changing career into front-end development, and working developers who need a quick reference, and that group is global and linguistically diverse since web development draws heavily on people reading English-language documentation as a second language. It also includes developers with disabilities, who are badly served by technical documentation that is itself inaccessible, and it spans a wide range of devices and connections, since developers read documentation on desktop workstations while they are coding and on phones while they are commuting or away from a desk.</w:t>
       </w:r>
-      <w:r>
-        <w:rPr>
-          <w:b/>
-          <w:i w:val="0"/>
-        </w:rPr>
-        <w:t>WCAG 2.2 Level AA</w:t>
-      </w:r>
+    </w:p>
+    <w:p>
       <w:r>
         <w:rPr>
           <w:b w:val="0"/>
           <w:i w:val="0"/>
         </w:rPr>
-        <w:t>, the current W3C Recommendation and the standard aligned with Section 508 expectations for educational content.</w:t>
+        <w:t>The scope is a homepage introducing the hub, five topic sections matching the course areas above, and a responsive contact form, with the full page inventory in the Site Structure section below and the wireframes and site map in the Wireframes and Site Map section. Every accessibility target throughout this proposal is stated against WCAG 2.2 Level AA, which is the current W3C Recommendation and the standard aligned with Section 508 expectations for educational content.</w:t>
       </w:r>
     </w:p>
     <w:p>
@@ -263,7 +143,7 @@
           <w:p>
             <w:r>
               <w:rPr>
-                <w:b/>
+                <w:b w:val="0"/>
                 <w:i w:val="0"/>
               </w:rPr>
               <w:t>Home</w:t>
@@ -293,7 +173,7 @@
           <w:p>
             <w:r>
               <w:rPr>
-                <w:b/>
+                <w:b w:val="0"/>
                 <w:i w:val="0"/>
               </w:rPr>
               <w:t>UX Design</w:t>
@@ -323,7 +203,7 @@
           <w:p>
             <w:r>
               <w:rPr>
-                <w:b/>
+                <w:b w:val="0"/>
                 <w:i w:val="0"/>
               </w:rPr>
               <w:t>Accessibility &amp; Inclusive Design</w:t>
@@ -353,7 +233,7 @@
           <w:p>
             <w:r>
               <w:rPr>
-                <w:b/>
+                <w:b w:val="0"/>
                 <w:i w:val="0"/>
               </w:rPr>
               <w:t>Web Application Security</w:t>
@@ -383,7 +263,7 @@
           <w:p>
             <w:r>
               <w:rPr>
-                <w:b/>
+                <w:b w:val="0"/>
                 <w:i w:val="0"/>
               </w:rPr>
               <w:t>Website Optimization</w:t>
@@ -413,7 +293,7 @@
           <w:p>
             <w:r>
               <w:rPr>
-                <w:b/>
+                <w:b w:val="0"/>
                 <w:i w:val="0"/>
               </w:rPr>
               <w:t>Responsive Web Design</w:t>
@@ -443,7 +323,7 @@
           <w:p>
             <w:r>
               <w:rPr>
-                <w:b/>
+                <w:b w:val="0"/>
                 <w:i w:val="0"/>
               </w:rPr>
               <w:t>Contact</w:t>
@@ -473,7 +353,7 @@
           <w:p>
             <w:r>
               <w:rPr>
-                <w:b/>
+                <w:b w:val="0"/>
                 <w:i w:val="0"/>
               </w:rPr>
               <w:t>About</w:t>
@@ -511,103 +391,43 @@
           <w:b w:val="0"/>
           <w:i w:val="0"/>
         </w:rPr>
-        <w:t>Navigation will be grounded in established principles rather than ad-hoc decisions.</w:t>
+        <w:t>I want the navigation on this site to come out of established principles instead of whatever felt reasonable while I was building each page, so the first one I am committing to is consistency, which means the primary navigation appears in the same location with the same ordering on every single page, satisfying WCAG 2.4.5 on Multiple Ways and 3.2.3 on Consistent Navigation. Users build a mental model of a site within the first few pages they visit, so moving or reordering the navigation destroys that model, and it does the most damage to people with cognitive disabilities and to screen reader users who navigate by landmark.</w:t>
       </w:r>
     </w:p>
     <w:p>
       <w:r>
         <w:rPr>
-          <w:b/>
+          <w:b w:val="0"/>
           <w:i w:val="0"/>
         </w:rPr>
-        <w:t>Consistency and predictability.</w:t>
+        <w:t>The second principle is recognition over recall, which is one of Nielsen's heuristics and applies directly to reference material, so I am planning on persistent breadcrumbs, a visible indication of which section you are currently in, and link text that describes where the link goes, meaning something like "read the guide to responsive images" instead of "click here." That matters more here than it would on most sites because a reader arriving from a search engine lands on an interior page instead of the homepage, and they need to be able to tell where they are immediately without reconstructing the site structure in their head.</w:t>
       </w:r>
+    </w:p>
+    <w:p>
       <w:r>
         <w:rPr>
           <w:b w:val="0"/>
           <w:i w:val="0"/>
         </w:rPr>
-        <w:t xml:space="preserve"> The primary navigation will appear in the same location with the same ordering on every page, satisfying WCAG 2.4.5 (Multiple Ways) and 3.2.3 (Consistent Navigation). Users build a mental model of a site within the first few pages; relocating or reordering navigation destroys that model and disproportionately harms users with cognitive disabilities and screen reader users who navigate by landmark.</w:t>
+        <w:t>I also want the site to make its own state visible, so loading states, form validation, and confirmation messages are announced both visually and programmatically through ARIA live regions, which means sighted and non-sighted users get the same feedback at the same moment instead of one group getting it late or not at all.</w:t>
       </w:r>
     </w:p>
     <w:p>
       <w:r>
         <w:rPr>
-          <w:b/>
+          <w:b w:val="0"/>
           <w:i w:val="0"/>
         </w:rPr>
-        <w:t>Recognition over recall.</w:t>
+        <w:t>Section labels will use the words the audience actually searches for, since "Website Optimization" is far more findable than "Performance Engineering" would be, and "Web Application Security" is more findable than "Hardening," and I think labelling is genuinely a navigation decision rather than a copywriting one, because a link is only findable when its wording matches the vocabulary in the reader's head.</w:t>
       </w:r>
+    </w:p>
+    <w:p>
       <w:r>
         <w:rPr>
           <w:b w:val="0"/>
           <w:i w:val="0"/>
         </w:rPr>
-        <w:t xml:space="preserve"> Nielsen's heuristic applies directly to reference material. Persistent breadcrumbs, a visible "you are here" state in the navigation, and descriptive link text ("Read the guide to responsive images" rather than "Click here") let users orient themselves without holding site structure in working memory. A reader who arrives from a search engine on an interior page must be able to tell immediately where they are.</w:t>
-      </w:r>
-    </w:p>
-    <w:p>
-      <w:r>
-        <w:rPr>
-          <w:b/>
-          <w:i w:val="0"/>
-        </w:rPr>
-        <w:t>Visibility of system status.</w:t>
-      </w:r>
-      <w:r>
-        <w:rPr>
-          <w:b w:val="0"/>
-          <w:i w:val="0"/>
-        </w:rPr>
-        <w:t xml:space="preserve"> Loading states, form validation, and confirmation messages will be announced both visually and programmatically through ARIA live regions, so sighted and non-sighted users receive the same feedback at the same time.</w:t>
-      </w:r>
-    </w:p>
-    <w:p>
-      <w:r>
-        <w:rPr>
-          <w:b/>
-          <w:i w:val="0"/>
-        </w:rPr>
-        <w:t>Clear information scent.</w:t>
-      </w:r>
-      <w:r>
-        <w:rPr>
-          <w:b w:val="0"/>
-          <w:i w:val="0"/>
-        </w:rPr>
-        <w:t xml:space="preserve"> Section labels will use terms the audience actually searches for. "Website Optimization" is more findable than "Performance Engineering"; "Web Application Security" is more findable than "Hardening." Labels are a navigation decision: a link is findable only when its wording matches the reader's vocabulary.</w:t>
-      </w:r>
-    </w:p>
-    <w:p>
-      <w:r>
-        <w:rPr>
-          <w:b/>
-          <w:i w:val="0"/>
-        </w:rPr>
-        <w:t>Progressive disclosure.</w:t>
-      </w:r>
-      <w:r>
-        <w:rPr>
-          <w:b w:val="0"/>
-          <w:i w:val="0"/>
-        </w:rPr>
-        <w:t xml:space="preserve"> Each topic section opens with a plain-language overview before descending into technical specifics, so a beginner is not confronted with the same density as a practitioner looking up a detail.</w:t>
-      </w:r>
-    </w:p>
-    <w:p>
-      <w:r>
-        <w:rPr>
-          <w:b/>
-          <w:i w:val="0"/>
-        </w:rPr>
-        <w:t>Forgiveness.</w:t>
-      </w:r>
-      <w:r>
-        <w:rPr>
-          <w:b w:val="0"/>
-          <w:i w:val="0"/>
-        </w:rPr>
-        <w:t xml:space="preserve"> No page will be a dead end; every page offers onward routes to related topics. Form errors will be recoverable without loss of entered data.</w:t>
+        <w:t>Each topic section opens with a plain-language overview before it descends into technical specifics, so that somebody new to the topic is not hit with the same density as a practitioner looking up one detail. Finally, no page on this site will be a dead end, since every page offers onward routes into related topics, and form errors will always be recoverable without losing what the user already typed.</w:t>
       </w:r>
     </w:p>
     <w:p>
@@ -624,21 +444,7 @@
           <w:b w:val="0"/>
           <w:i w:val="0"/>
         </w:rPr>
-        <w:t xml:space="preserve">The site will use a </w:t>
-      </w:r>
-      <w:r>
-        <w:rPr>
-          <w:b/>
-          <w:i w:val="0"/>
-        </w:rPr>
-        <w:t>mobile-first responsive</w:t>
-      </w:r>
-      <w:r>
-        <w:rPr>
-          <w:b w:val="0"/>
-          <w:i w:val="0"/>
-        </w:rPr>
-        <w:t xml:space="preserve"> approach, building the single-column small-screen layout first and progressively enhancing to multi-column arrangements at larger viewports. Mobile-first enforces content prioritization: if a module cannot justify its place in a 375px column, it rarely deserves prominence at 1440px.</w:t>
+        <w:t>I am building this mobile-first, which means writing the single-column small-screen layout first and then progressively enhancing it into multi-column arrangements at larger viewports, and I am doing it that way because mobile-first forces content prioritization on you, since if a module cannot justify its place in a 375 pixel column it rarely deserves prominence at 1440 pixels either.</w:t>
       </w:r>
     </w:p>
     <w:p>
@@ -647,99 +453,7 @@
           <w:b w:val="0"/>
           <w:i w:val="0"/>
         </w:rPr>
-        <w:t xml:space="preserve">Implementation will use </w:t>
-      </w:r>
-      <w:r>
-        <w:rPr>
-          <w:b/>
-          <w:i w:val="0"/>
-        </w:rPr>
-        <w:t>CSS Grid and Flexbox with fluid units</w:t>
-      </w:r>
-      <w:r>
-        <w:rPr>
-          <w:b w:val="0"/>
-          <w:i w:val="0"/>
-        </w:rPr>
-        <w:t xml:space="preserve"> (</w:t>
-      </w:r>
-      <w:r>
-        <w:rPr>
-          <w:rFonts w:ascii="Consolas" w:hAnsi="Consolas"/>
-          <w:b w:val="0"/>
-          <w:i w:val="0"/>
-          <w:sz w:val="21"/>
-        </w:rPr>
-        <w:t>rem</w:t>
-      </w:r>
-      <w:r>
-        <w:rPr>
-          <w:b w:val="0"/>
-          <w:i w:val="0"/>
-        </w:rPr>
-        <w:t xml:space="preserve">, </w:t>
-      </w:r>
-      <w:r>
-        <w:rPr>
-          <w:rFonts w:ascii="Consolas" w:hAnsi="Consolas"/>
-          <w:b w:val="0"/>
-          <w:i w:val="0"/>
-          <w:sz w:val="21"/>
-        </w:rPr>
-        <w:t>%</w:t>
-      </w:r>
-      <w:r>
-        <w:rPr>
-          <w:b w:val="0"/>
-          <w:i w:val="0"/>
-        </w:rPr>
-        <w:t xml:space="preserve">, </w:t>
-      </w:r>
-      <w:r>
-        <w:rPr>
-          <w:rFonts w:ascii="Consolas" w:hAnsi="Consolas"/>
-          <w:b w:val="0"/>
-          <w:i w:val="0"/>
-          <w:sz w:val="21"/>
-        </w:rPr>
-        <w:t>fr</w:t>
-      </w:r>
-      <w:r>
-        <w:rPr>
-          <w:b w:val="0"/>
-          <w:i w:val="0"/>
-        </w:rPr>
-        <w:t xml:space="preserve">, </w:t>
-      </w:r>
-      <w:r>
-        <w:rPr>
-          <w:rFonts w:ascii="Consolas" w:hAnsi="Consolas"/>
-          <w:b w:val="0"/>
-          <w:i w:val="0"/>
-          <w:sz w:val="21"/>
-        </w:rPr>
-        <w:t>clamp()</w:t>
-      </w:r>
-      <w:r>
-        <w:rPr>
-          <w:b w:val="0"/>
-          <w:i w:val="0"/>
-        </w:rPr>
-        <w:t xml:space="preserve">) rather than fixed pixel widths, so layout responds to both viewport size and user-set text size. Breakpoints will be placed where the </w:t>
-      </w:r>
-      <w:r>
-        <w:rPr>
-          <w:b w:val="0"/>
-          <w:i/>
-        </w:rPr>
-        <w:t>content</w:t>
-      </w:r>
-      <w:r>
-        <w:rPr>
-          <w:b w:val="0"/>
-          <w:i w:val="0"/>
-        </w:rPr>
-        <w:t xml:space="preserve"> breaks rather than at named device widths, which age poorly as devices change.</w:t>
+        <w:t>The implementation will use CSS Grid and Flexbox with fluid units, meaning rem, percentages, fr, and clamp(), instead of fixed pixel widths, so that the layout responds to both the viewport size and whatever text size the user has set in their browser. I am planning to place breakpoints wherever the content actually breaks instead of at named device widths, since device-width breakpoints age badly as new devices come out.</w:t>
       </w:r>
     </w:p>
     <w:p>
@@ -748,83 +462,7 @@
           <w:b w:val="0"/>
           <w:i w:val="0"/>
         </w:rPr>
-        <w:t xml:space="preserve">The layout must satisfy </w:t>
-      </w:r>
-      <w:r>
-        <w:rPr>
-          <w:b/>
-          <w:i w:val="0"/>
-        </w:rPr>
-        <w:t>WCAG 1.4.10 (Reflow)</w:t>
-      </w:r>
-      <w:r>
-        <w:rPr>
-          <w:b w:val="0"/>
-          <w:i w:val="0"/>
-        </w:rPr>
-        <w:t>: content remains usable at 320 CSS pixels wide without two-dimensional scrolling. This is the same requirement as supporting 400% zoom on a 1280px desktop display: a single technical solution serving both low-vision desktop users and mobile users, and a clear instance of the curb-cut effect.</w:t>
-      </w:r>
-    </w:p>
-    <w:p>
-      <w:r>
-        <w:rPr>
-          <w:b/>
-          <w:i w:val="0"/>
-        </w:rPr>
-        <w:t>Desktop-specific optimizations.</w:t>
-      </w:r>
-      <w:r>
-        <w:rPr>
-          <w:b w:val="0"/>
-          <w:i w:val="0"/>
-        </w:rPr>
-        <w:t xml:space="preserve"> Wider viewports gain a persistent sidebar table of contents for long technical articles, and a constrained reading measure of 60–75 characters rather than full-width text, which becomes difficult to track across a wide monitor.</w:t>
-      </w:r>
-    </w:p>
-    <w:p>
-      <w:r>
-        <w:rPr>
-          <w:b/>
-          <w:i w:val="0"/>
-        </w:rPr>
-        <w:t>Mobile-specific optimizations.</w:t>
-      </w:r>
-      <w:r>
-        <w:rPr>
-          <w:b w:val="0"/>
-          <w:i w:val="0"/>
-        </w:rPr>
-        <w:t xml:space="preserve"> Navigation collapses to a labeled menu button, labeled "Menu" rather than relying on an unlabeled hamburger icon. Touch targets meet </w:t>
-      </w:r>
-      <w:r>
-        <w:rPr>
-          <w:b/>
-          <w:i w:val="0"/>
-        </w:rPr>
-        <w:t>WCAG 2.5.8 (Target Size, Minimum)</w:t>
-      </w:r>
-      <w:r>
-        <w:rPr>
-          <w:b w:val="0"/>
-          <w:i w:val="0"/>
-        </w:rPr>
-        <w:t xml:space="preserve"> at 24×24 CSS pixels, with 44×44 for primary actions and adequate spacing to prevent mis-taps. Hover-dependent interactions are avoided entirely, since hover does not exist on touch; anything revealed on hover is also reachable by focus and tap.</w:t>
-      </w:r>
-    </w:p>
-    <w:p>
-      <w:r>
-        <w:rPr>
-          <w:b/>
-          <w:i w:val="0"/>
-        </w:rPr>
-        <w:t>Code samples</w:t>
-      </w:r>
-      <w:r>
-        <w:rPr>
-          <w:b w:val="0"/>
-          <w:i w:val="0"/>
-        </w:rPr>
-        <w:t>, which this site will contain heavily, present a specific responsive challenge: they cannot reflow arbitrarily without changing meaning. They will scroll horizontally within their own container rather than forcing the whole page to scroll sideways, with a visible scroll affordance.</w:t>
+        <w:t>The layout has to satisfy WCAG 1.4.10 on Reflow, which requires that content remain usable at 320 CSS pixels wide without two-dimensional scrolling, and what makes that criterion worth understanding instead of just complying with is that it is the same requirement as supporting 400 percent zoom on a 1280 pixel desktop display, so one technical solution serves both low-vision desktop users and mobile users at the same time, which is a clear instance of the curb-cut effect.</w:t>
       </w:r>
     </w:p>
     <w:p>
@@ -833,23 +471,25 @@
           <w:b w:val="0"/>
           <w:i w:val="0"/>
         </w:rPr>
-        <w:t xml:space="preserve">Performance is treated as an accessibility concern: responsive images via </w:t>
+        <w:t>On desktop specifically, wider viewports get a persistent sidebar table of contents for the longer technical articles, along with a reading measure constrained to 60 to 75 characters instead of full-width text, since a line of text running the full width of a large monitor becomes genuinely difficult to track from one line to the next. On mobile, the navigation collapses into a menu button labelled with the word "Menu" rather than an unlabelled hamburger icon, touch targets meet WCAG 2.5.8 on Target Size at 24 by 24 CSS pixels with 44 by 44 for primary actions and enough spacing to prevent mis-taps, and hover-dependent interactions are avoided completely since hover does not exist on touch devices, which means anything revealed on hover also has to be reachable by focus and by tap.</w:t>
       </w:r>
-      <w:r>
-        <w:rPr>
-          <w:rFonts w:ascii="Consolas" w:hAnsi="Consolas"/>
-          <w:b w:val="0"/>
-          <w:i w:val="0"/>
-          <w:sz w:val="21"/>
-        </w:rPr>
-        <w:t>srcset</w:t>
-      </w:r>
+    </w:p>
+    <w:p>
       <w:r>
         <w:rPr>
           <w:b w:val="0"/>
           <w:i w:val="0"/>
         </w:rPr>
-        <w:t>, compressed assets, and core content that functions without JavaScript.</w:t>
+        <w:t>Code samples are the one piece of content on this site that presents a specific responsive problem, since this hub will contain a lot of them and they cannot rewrap arbitrarily without changing what they mean, so they will scroll horizontally inside their own container with a visible scroll affordance instead of forcing the whole page to scroll sideways.</w:t>
+      </w:r>
+    </w:p>
+    <w:p>
+      <w:r>
+        <w:rPr>
+          <w:b w:val="0"/>
+          <w:i w:val="0"/>
+        </w:rPr>
+        <w:t>I am also treating performance as an accessibility concern instead of a separate topic, so that means responsive images through srcset, compressed assets, and core content that still functions without JavaScript.</w:t>
       </w:r>
     </w:p>
     <w:p>
@@ -866,217 +506,52 @@
           <w:b w:val="0"/>
           <w:i w:val="0"/>
         </w:rPr>
-        <w:t xml:space="preserve">The following methods </w:t>
+        <w:t>The methods below are ones that could be employed to verify this design, and I want to be clear that no user testing is being conducted as part of this project, so this section identifies which methods would be appropriate and what class of defect each one actually catches.</w:t>
       </w:r>
-      <w:r>
-        <w:rPr>
-          <w:b/>
-          <w:i w:val="0"/>
-        </w:rPr>
-        <w:t>could be employed</w:t>
-      </w:r>
+    </w:p>
+    <w:p>
       <w:r>
         <w:rPr>
           <w:b w:val="0"/>
           <w:i w:val="0"/>
         </w:rPr>
-        <w:t xml:space="preserve"> to verify the design. No user testing will be conducted as part of this project; this section identifies appropriate methods and the distinct defect classes each surfaces.</w:t>
+        <w:t>Automated scanning would run continuously against every build, as described in Section 5, and it reliably catches missing alternative text, insufficient contrast, missing form labels, and invalid ARIA, which makes it fast and repeatable. Industry estimates consistently put automated detection at roughly 30 to 40 percent of WCAG issues though, since a tool can confirm that alt text exists but cannot judge whether that text is meaningful, and it can confirm a heading structure exists but not whether the structure is logical.</w:t>
       </w:r>
     </w:p>
     <w:p>
       <w:r>
         <w:rPr>
-          <w:b/>
+          <w:b w:val="0"/>
           <w:i w:val="0"/>
         </w:rPr>
-        <w:t>Automated scanning</w:t>
+        <w:t>Manual keyboard-only testing would verify that every interactive element is reachable and operable using Tab, Shift+Tab, Enter, Space, and the arrow keys, that focus order follows visual order, that focus indicators stay visible and unobscured per 2.4.11, and that no keyboard trap exists anywhere, and in my opinion this is the highest-yield manual test relative to the time it takes.</w:t>
       </w:r>
+    </w:p>
+    <w:p>
       <w:r>
         <w:rPr>
           <w:b w:val="0"/>
           <w:i w:val="0"/>
         </w:rPr>
-        <w:t xml:space="preserve"> would run continuously against every build (see Section 5). Automated tools reliably catch missing alternative text, insufficient contrast, missing form labels, and invalid ARIA. They are fast and repeatable, but industry estimates consistently place automated detection at roughly 30–40% of WCAG issues. A tool can confirm alt text exists; it cannot judge whether the text is </w:t>
+        <w:t>Screen reader testing would run across NVDA with Firefox, JAWS with Chrome, and VoiceOver with Safari, plus TalkBack on Android, to confirm that content is announced in a sensible order with correct roles, states, and names. Testing multiple pairings matters because screen reader and browser combinations differ meaningfully in how well they support ARIA, and for this site specifically the code blocks deserve their own attention during that testing, since punctuation-dense samples get announced poorly by default.</w:t>
       </w:r>
-      <w:r>
-        <w:rPr>
-          <w:b w:val="0"/>
-          <w:i/>
-        </w:rPr>
-        <w:t>meaningful</w:t>
-      </w:r>
+    </w:p>
+    <w:p>
       <w:r>
         <w:rPr>
           <w:b w:val="0"/>
           <w:i w:val="0"/>
         </w:rPr>
-        <w:t xml:space="preserve">, or whether a heading structure is </w:t>
+        <w:t>Expert heuristic evaluation against the WCAG 2.2 AA success criteria and Nielsen's ten heuristics gives structured expert review at fairly low cost, and a cognitive walkthrough would step through the core tasks a reader actually comes here for, meaning things like finding guidance on preventing cross-site scripting or submitting a question through the contact form, asking at each step whether a first-time user would know what to do next and would recognize that they were making progress.</w:t>
       </w:r>
-      <w:r>
-        <w:rPr>
-          <w:b w:val="0"/>
-          <w:i/>
-        </w:rPr>
-        <w:t>logical</w:t>
-      </w:r>
+    </w:p>
+    <w:p>
       <w:r>
         <w:rPr>
           <w:b w:val="0"/>
           <w:i w:val="0"/>
         </w:rPr>
-        <w:t>.</w:t>
-      </w:r>
-    </w:p>
-    <w:p>
-      <w:r>
-        <w:rPr>
-          <w:b/>
-          <w:i w:val="0"/>
-        </w:rPr>
-        <w:t>Manual keyboard-only testing</w:t>
-      </w:r>
-      <w:r>
-        <w:rPr>
-          <w:b w:val="0"/>
-          <w:i w:val="0"/>
-        </w:rPr>
-        <w:t xml:space="preserve"> would verify that every interactive element is reachable and operable via Tab, Shift+Tab, Enter, Space, and arrow keys; that focus order follows visual order; that focus indicators remain visible and unobscured (2.4.11); and that no keyboard trap exists. This is the highest-yield manual test relative to time invested.</w:t>
-      </w:r>
-    </w:p>
-    <w:p>
-      <w:r>
-        <w:rPr>
-          <w:b/>
-          <w:i w:val="0"/>
-        </w:rPr>
-        <w:t>Screen reader testing</w:t>
-      </w:r>
-      <w:r>
-        <w:rPr>
-          <w:b w:val="0"/>
-          <w:i w:val="0"/>
-        </w:rPr>
-        <w:t xml:space="preserve"> across </w:t>
-      </w:r>
-      <w:r>
-        <w:rPr>
-          <w:b/>
-          <w:i w:val="0"/>
-        </w:rPr>
-        <w:t>NVDA with Firefox, JAWS with Chrome, and VoiceOver with Safari</w:t>
-      </w:r>
-      <w:r>
-        <w:rPr>
-          <w:b w:val="0"/>
-          <w:i w:val="0"/>
-        </w:rPr>
-        <w:t xml:space="preserve">, plus </w:t>
-      </w:r>
-      <w:r>
-        <w:rPr>
-          <w:b/>
-          <w:i w:val="0"/>
-        </w:rPr>
-        <w:t>TalkBack</w:t>
-      </w:r>
-      <w:r>
-        <w:rPr>
-          <w:b w:val="0"/>
-          <w:i w:val="0"/>
-        </w:rPr>
-        <w:t xml:space="preserve"> on Android, would confirm content is announced in sensible order with correct roles, states, and names. Multiple pairings matter because screen reader and browser combinations differ meaningfully in ARIA support. For this site, screen reader testing of </w:t>
-      </w:r>
-      <w:r>
-        <w:rPr>
-          <w:b/>
-          <w:i w:val="0"/>
-        </w:rPr>
-        <w:t>code blocks</w:t>
-      </w:r>
-      <w:r>
-        <w:rPr>
-          <w:b w:val="0"/>
-          <w:i w:val="0"/>
-        </w:rPr>
-        <w:t xml:space="preserve"> deserves specific attention, since punctuation-dense samples are announced poorly by default.</w:t>
-      </w:r>
-    </w:p>
-    <w:p>
-      <w:r>
-        <w:rPr>
-          <w:b/>
-          <w:i w:val="0"/>
-        </w:rPr>
-        <w:t>Expert heuristic evaluation</w:t>
-      </w:r>
-      <w:r>
-        <w:rPr>
-          <w:b w:val="0"/>
-          <w:i w:val="0"/>
-        </w:rPr>
-        <w:t xml:space="preserve"> against WCAG 2.2 AA success criteria and Nielsen's ten heuristics provides structured expert review at low cost.</w:t>
-      </w:r>
-    </w:p>
-    <w:p>
-      <w:r>
-        <w:rPr>
-          <w:b/>
-          <w:i w:val="0"/>
-        </w:rPr>
-        <w:t>Cognitive walkthrough</w:t>
-      </w:r>
-      <w:r>
-        <w:rPr>
-          <w:b w:val="0"/>
-          <w:i w:val="0"/>
-        </w:rPr>
-        <w:t xml:space="preserve"> would step through core tasks ("find guidance on preventing XSS," "submit a question through the contact form"), asking at each step whether a first-time user would know what to do and would recognize progress toward the goal.</w:t>
-      </w:r>
-    </w:p>
-    <w:p>
-      <w:r>
-        <w:rPr>
-          <w:b/>
-          <w:i w:val="0"/>
-        </w:rPr>
-        <w:t>Usability testing with participants with disabilities</w:t>
-      </w:r>
-      <w:r>
-        <w:rPr>
-          <w:b w:val="0"/>
-          <w:i w:val="0"/>
-        </w:rPr>
-        <w:t xml:space="preserve"> most directly validates real-world usability and would be the recommended next step beyond this proposal. Automated and expert methods find violations; only testing with actual assistive technology users reveals whether the site is genuinely </w:t>
-      </w:r>
-      <w:r>
-        <w:rPr>
-          <w:b w:val="0"/>
-          <w:i/>
-        </w:rPr>
-        <w:t>usable</w:t>
-      </w:r>
-      <w:r>
-        <w:rPr>
-          <w:b w:val="0"/>
-          <w:i w:val="0"/>
-        </w:rPr>
-        <w:t xml:space="preserve"> rather than merely conformant.</w:t>
-      </w:r>
-    </w:p>
-    <w:p>
-      <w:r>
-        <w:rPr>
-          <w:b/>
-          <w:i w:val="0"/>
-        </w:rPr>
-        <w:t>Zoom, reflow, and simulation testing</w:t>
-      </w:r>
-      <w:r>
-        <w:rPr>
-          <w:b w:val="0"/>
-          <w:i w:val="0"/>
-        </w:rPr>
-        <w:t xml:space="preserve"> would complete coverage: 400% browser zoom, text-only zoom, Windows High Contrast Mode, and color-blindness simulators.</w:t>
+        <w:t>Usability testing with participants who have disabilities is the method that most directly validates real-world usability, and it would be the recommended next step beyond this project, since automated and expert methods find violations while only testing with actual assistive technology users reveals whether the site is genuinely usable rather than merely conformant. Rounding that out, zoom and reflow testing at 400 percent browser zoom, text-only zoom, Windows High Contrast Mode, and colour-blindness simulators would complete the coverage.</w:t>
       </w:r>
     </w:p>
     <w:p>
@@ -1090,127 +565,10 @@
     <w:p>
       <w:r>
         <w:rPr>
-          <w:b/>
-          <w:i w:val="0"/>
-        </w:rPr>
-        <w:t>Visual impairments.</w:t>
-      </w:r>
-      <w:r>
-        <w:rPr>
           <w:b w:val="0"/>
           <w:i w:val="0"/>
         </w:rPr>
-        <w:t xml:space="preserve"> Semantic HTML with correct heading hierarchy and ARIA landmarks provides screen reader structure. Meaningful images (including diagrams explaining responsive breakpoints or request flows) receive descriptive alternative text, with complex diagrams additionally described in adjacent body text, since a one-line </w:t>
-      </w:r>
-      <w:r>
-        <w:rPr>
-          <w:rFonts w:ascii="Consolas" w:hAnsi="Consolas"/>
-          <w:b w:val="0"/>
-          <w:i w:val="0"/>
-          <w:sz w:val="21"/>
-        </w:rPr>
-        <w:t>alt</w:t>
-      </w:r>
-      <w:r>
-        <w:rPr>
-          <w:b w:val="0"/>
-          <w:i w:val="0"/>
-        </w:rPr>
-        <w:t xml:space="preserve"> cannot carry a full architectural diagram. Decorative images receive </w:t>
-      </w:r>
-      <w:r>
-        <w:rPr>
-          <w:rFonts w:ascii="Consolas" w:hAnsi="Consolas"/>
-          <w:b w:val="0"/>
-          <w:i w:val="0"/>
-          <w:sz w:val="21"/>
-        </w:rPr>
-        <w:t>alt=""</w:t>
-      </w:r>
-      <w:r>
-        <w:rPr>
-          <w:b w:val="0"/>
-          <w:i w:val="0"/>
-        </w:rPr>
-        <w:t>. Text contrast meets 4.5:1, and 3:1 for large text and UI components (1.4.11). Syntax highlighting in code samples will be contrast-checked, as popular highlighting themes routinely fail against their backgrounds. Color never carries meaning alone. The site supports 400% zoom and honors user text spacing (1.4.12). A "skip to main content" link opens the tab order.</w:t>
-      </w:r>
-    </w:p>
-    <w:p>
-      <w:r>
-        <w:rPr>
-          <w:b/>
-          <w:i w:val="0"/>
-        </w:rPr>
-        <w:t>Auditory impairments.</w:t>
-      </w:r>
-      <w:r>
-        <w:rPr>
-          <w:b w:val="0"/>
-          <w:i w:val="0"/>
-        </w:rPr>
-        <w:t xml:space="preserve"> Any video tutorial carries accurate synchronized captions (1.2.2) and a full transcript (1.2.1), with audio description of essential visual information where a demonstration shows code on screen (1.2.5). Text remains the primary format for technical content rather than video-only explanation, which serves deaf users, non-native speakers, and anyone who prefers to scan rather than watch. No information is conveyed by sound alone.</w:t>
-      </w:r>
-    </w:p>
-    <w:p>
-      <w:r>
-        <w:rPr>
-          <w:b/>
-          <w:i w:val="0"/>
-        </w:rPr>
-        <w:t>Motor impairments.</w:t>
-      </w:r>
-      <w:r>
-        <w:rPr>
-          <w:b w:val="0"/>
-          <w:i w:val="0"/>
-        </w:rPr>
-        <w:t xml:space="preserve"> Full keyboard operability with no keyboard traps (2.1.1, 2.1.2) is baseline. Targets meet 2.5.8 with generous spacing. Any drag-based interaction provides a single-pointer alternative (2.5.7, Dragging Movements). The contact form imposes no time limit (2.2.1) and preserves entered data on validation failure, so a slow typist is never forced to re-enter a long question. "Copy code" buttons give keyboard users an alternative to manually selecting text across a multi-line block.</w:t>
-      </w:r>
-    </w:p>
-    <w:p>
-      <w:r>
-        <w:rPr>
-          <w:b/>
-          <w:i w:val="0"/>
-        </w:rPr>
-        <w:t>Cognitive impairments.</w:t>
-      </w:r>
-      <w:r>
-        <w:rPr>
-          <w:b w:val="0"/>
-          <w:i w:val="0"/>
-        </w:rPr>
-        <w:t xml:space="preserve"> Plain language, short paragraphs, and generous white space reduce load. Consistent navigation prevents disorientation. Multi-step technical processes are broken into numbered steps with visible progress. Technical jargon is defined on first use and collected in a glossary, significant on a site whose subject matter is dense with acronyms (CSRF, TLS, LCP, ARIA). Error messages identify the problem </w:t>
-      </w:r>
-      <w:r>
-        <w:rPr>
-          <w:b w:val="0"/>
-          <w:i/>
-        </w:rPr>
-        <w:t>and</w:t>
-      </w:r>
-      <w:r>
-        <w:rPr>
-          <w:b w:val="0"/>
-          <w:i w:val="0"/>
-        </w:rPr>
-        <w:t xml:space="preserve"> state the fix (3.3.3). Autoplay, unexpected motion, and flashing are avoided (2.3.1), and </w:t>
-      </w:r>
-      <w:r>
-        <w:rPr>
-          <w:rFonts w:ascii="Consolas" w:hAnsi="Consolas"/>
-          <w:b w:val="0"/>
-          <w:i w:val="0"/>
-          <w:sz w:val="21"/>
-        </w:rPr>
-        <w:t>prefers-reduced-motion</w:t>
-      </w:r>
-      <w:r>
-        <w:rPr>
-          <w:b w:val="0"/>
-          <w:i w:val="0"/>
-        </w:rPr>
-        <w:t xml:space="preserve"> is honored. Icons pair with text labels rather than standing alone.</w:t>
+        <w:t>For visual impairments, I am starting from semantic HTML with a correct heading hierarchy and ARIA landmarks, since that is what gives a screen reader structure to work with in the first place. Meaningful images, including diagrams explaining responsive breakpoints or request flows, get descriptive alternative text, and complex diagrams also get described in the adjacent body text, since a one-line alt attribute cannot realistically carry a full architectural diagram. Decorative images get an empty alt attribute so they are skipped entirely. Text contrast meets 4.5 to 1, with 3 to 1 for large text and user interface components under 1.4.11, and I plan to contrast-check the syntax highlighting in code samples specifically, since popular highlighting themes routinely fail against their own backgrounds. Colour never carries meaning on its own, the site supports 400 percent zoom, it honours user text spacing under 1.4.12, and a skip to main content link opens the tab order on every page.</w:t>
       </w:r>
     </w:p>
     <w:p>
@@ -1219,7 +577,34 @@
           <w:b w:val="0"/>
           <w:i w:val="0"/>
         </w:rPr>
-        <w:t>Organizing by impairment category is a useful device, but the intent is universal: captions serve someone in a quiet library, plain language serves a tired reader at midnight, and large targets serve anyone using a phone one-handed.</w:t>
+        <w:t>For auditory impairments, any video tutorial carries accurate synchronized captions under 1.2.2 and a full transcript under 1.2.1, along with audio description of essential visual information wherever a demonstration is showing code on screen, per 1.2.5. Text stays the primary format for technical content here instead of video-only explanation, which serves deaf users, people reading in a second language, and anyone who would simply rather scan than watch, and no information on the site is conveyed by sound alone.</w:t>
+      </w:r>
+    </w:p>
+    <w:p>
+      <w:r>
+        <w:rPr>
+          <w:b w:val="0"/>
+          <w:i w:val="0"/>
+        </w:rPr>
+        <w:t>For motor impairments, full keyboard operability with no keyboard traps under 2.1.1 and 2.1.2 is the baseline, targets meet 2.5.8 with generous spacing, and any drag-based interaction provides a single-pointer alternative under 2.5.7 on Dragging Movements. The contact form imposes no time limit under 2.2.1 and preserves what has been entered when validation fails, so that somebody who types slowly is never forced to re-enter a long question, and the copy code buttons on code samples give keyboard users an alternative to manually selecting text across a multi-line block.</w:t>
+      </w:r>
+    </w:p>
+    <w:p>
+      <w:r>
+        <w:rPr>
+          <w:b w:val="0"/>
+          <w:i w:val="0"/>
+        </w:rPr>
+        <w:t>For cognitive impairments, plain language, short paragraphs, and generous white space all reduce load, while consistent navigation prevents disorientation and multi-step technical processes get broken into numbered steps with visible progress. Technical jargon is defined on first use and collected into a glossary, which matters more here than it would on most sites since the subject matter is dense with acronyms like CSRF, TLS, LCP, and ARIA. Error messages identify the problem and also state how to fix it under 3.3.3, autoplay and unexpected motion and flashing content are avoided under 2.3.1, the prefers-reduced-motion setting is honoured, and icons are always paired with text labels instead of standing on their own.</w:t>
+      </w:r>
+    </w:p>
+    <w:p>
+      <w:r>
+        <w:rPr>
+          <w:b w:val="0"/>
+          <w:i w:val="0"/>
+        </w:rPr>
+        <w:t>Organizing these by impairment category is a useful way to make sure nothing gets missed, but the intent behind all of them is universal, since captions serve somebody sitting in a quiet library, plain language serves a tired reader at midnight, and large targets serve anybody using a phone one-handed.</w:t>
       </w:r>
     </w:p>
     <w:p>
@@ -1236,195 +621,7 @@
           <w:b w:val="0"/>
           <w:i w:val="0"/>
         </w:rPr>
-        <w:t>Automated checking would operate at three layers so defects are caught as early as possible.</w:t>
-      </w:r>
-    </w:p>
-    <w:p>
-      <w:r>
-        <w:rPr>
-          <w:b/>
-          <w:i w:val="0"/>
-        </w:rPr>
-        <w:t>During development,</w:t>
-      </w:r>
-      <w:r>
-        <w:rPr>
-          <w:b w:val="0"/>
-          <w:i w:val="0"/>
-        </w:rPr>
-        <w:t xml:space="preserve"> the </w:t>
-      </w:r>
-      <w:r>
-        <w:rPr>
-          <w:b/>
-          <w:i w:val="0"/>
-        </w:rPr>
-        <w:t>axe DevTools</w:t>
-      </w:r>
-      <w:r>
-        <w:rPr>
-          <w:b w:val="0"/>
-          <w:i w:val="0"/>
-        </w:rPr>
-        <w:t xml:space="preserve"> browser extension and </w:t>
-      </w:r>
-      <w:r>
-        <w:rPr>
-          <w:b/>
-          <w:i w:val="0"/>
-        </w:rPr>
-        <w:t>WAVE</w:t>
-      </w:r>
-      <w:r>
-        <w:rPr>
-          <w:b w:val="0"/>
-          <w:i w:val="0"/>
-        </w:rPr>
-        <w:t xml:space="preserve"> (WebAIM) give immediate in-browser feedback while a page is being built. </w:t>
-      </w:r>
-      <w:r>
-        <w:rPr>
-          <w:b/>
-          <w:i w:val="0"/>
-        </w:rPr>
-        <w:t>Lighthouse</w:t>
-      </w:r>
-      <w:r>
-        <w:rPr>
-          <w:b w:val="0"/>
-          <w:i w:val="0"/>
-        </w:rPr>
-        <w:t>, built into Chrome DevTools, contributes an accessibility score alongside the performance metrics this site also cares about.</w:t>
-      </w:r>
-    </w:p>
-    <w:p>
-      <w:r>
-        <w:rPr>
-          <w:b/>
-          <w:i w:val="0"/>
-        </w:rPr>
-        <w:t>In continuous integration,</w:t>
-      </w:r>
-      <w:r>
-        <w:rPr>
-          <w:b w:val="0"/>
-          <w:i w:val="0"/>
-        </w:rPr>
-        <w:t xml:space="preserve"> </w:t>
-      </w:r>
-      <w:r>
-        <w:rPr>
-          <w:b/>
-          <w:i w:val="0"/>
-        </w:rPr>
-        <w:t>Pa11y CI</w:t>
-      </w:r>
-      <w:r>
-        <w:rPr>
-          <w:b w:val="0"/>
-          <w:i w:val="0"/>
-        </w:rPr>
-        <w:t xml:space="preserve"> or </w:t>
-      </w:r>
-      <w:r>
-        <w:rPr>
-          <w:b/>
-          <w:i w:val="0"/>
-        </w:rPr>
-        <w:t>axe-core</w:t>
-      </w:r>
-      <w:r>
-        <w:rPr>
-          <w:b w:val="0"/>
-          <w:i w:val="0"/>
-        </w:rPr>
-        <w:t xml:space="preserve"> would run against every push to the project's GitHub repository, wired into the existing GitHub Actions workflow that deploys this site to Azure App Service. Configuring the build to fail on new violations prevents regressions from reaching production, the decisive advantage of automation over periodic manual audits. This also demonstrates the site's own subject matter, since the same pipeline can run </w:t>
-      </w:r>
-      <w:r>
-        <w:rPr>
-          <w:b/>
-          <w:i w:val="0"/>
-        </w:rPr>
-        <w:t>Lighthouse CI</w:t>
-      </w:r>
-      <w:r>
-        <w:rPr>
-          <w:b w:val="0"/>
-          <w:i w:val="0"/>
-        </w:rPr>
-        <w:t xml:space="preserve"> for optimization budgets.</w:t>
-      </w:r>
-    </w:p>
-    <w:p>
-      <w:r>
-        <w:rPr>
-          <w:b/>
-          <w:i w:val="0"/>
-        </w:rPr>
-        <w:t>For ongoing monitoring,</w:t>
-      </w:r>
-      <w:r>
-        <w:rPr>
-          <w:b w:val="0"/>
-          <w:i w:val="0"/>
-        </w:rPr>
-        <w:t xml:space="preserve"> the </w:t>
-      </w:r>
-      <w:r>
-        <w:rPr>
-          <w:b/>
-          <w:i w:val="0"/>
-        </w:rPr>
-        <w:t>IBM Equal Access Accessibility Checker</w:t>
-      </w:r>
-      <w:r>
-        <w:rPr>
-          <w:b w:val="0"/>
-          <w:i w:val="0"/>
-        </w:rPr>
-        <w:t xml:space="preserve"> and </w:t>
-      </w:r>
-      <w:r>
-        <w:rPr>
-          <w:b/>
-          <w:i w:val="0"/>
-        </w:rPr>
-        <w:t>ARC Toolkit</w:t>
-      </w:r>
-      <w:r>
-        <w:rPr>
-          <w:b w:val="0"/>
-          <w:i w:val="0"/>
-        </w:rPr>
-        <w:t xml:space="preserve"> add rule coverage beyond axe, and crawlers such as </w:t>
-      </w:r>
-      <w:r>
-        <w:rPr>
-          <w:b/>
-          <w:i w:val="0"/>
-        </w:rPr>
-        <w:t>Siteimprove</w:t>
-      </w:r>
-      <w:r>
-        <w:rPr>
-          <w:b w:val="0"/>
-          <w:i w:val="0"/>
-        </w:rPr>
-        <w:t xml:space="preserve"> or </w:t>
-      </w:r>
-      <w:r>
-        <w:rPr>
-          <w:b/>
-          <w:i w:val="0"/>
-        </w:rPr>
-        <w:t>Tenon.io</w:t>
-      </w:r>
-      <w:r>
-        <w:rPr>
-          <w:b w:val="0"/>
-          <w:i w:val="0"/>
-        </w:rPr>
-        <w:t xml:space="preserve"> can scan the full site on a schedule and trend results over time.</w:t>
+        <w:t>I want automated checking operating at three layers so that defects get caught as early as possible rather than all at once at the end.</w:t>
       </w:r>
     </w:p>
     <w:p>
@@ -1433,49 +630,7 @@
           <w:b w:val="0"/>
           <w:i w:val="0"/>
         </w:rPr>
-        <w:t xml:space="preserve">Supporting checks include the </w:t>
-      </w:r>
-      <w:r>
-        <w:rPr>
-          <w:b/>
-          <w:i w:val="0"/>
-        </w:rPr>
-        <w:t>W3C Markup Validation Service</w:t>
-      </w:r>
-      <w:r>
-        <w:rPr>
-          <w:b w:val="0"/>
-          <w:i w:val="0"/>
-        </w:rPr>
-        <w:t xml:space="preserve"> (valid HTML underpins assistive technology support), the </w:t>
-      </w:r>
-      <w:r>
-        <w:rPr>
-          <w:b/>
-          <w:i w:val="0"/>
-        </w:rPr>
-        <w:t>WebAIM Contrast Checker</w:t>
-      </w:r>
-      <w:r>
-        <w:rPr>
-          <w:b w:val="0"/>
-          <w:i w:val="0"/>
-        </w:rPr>
-        <w:t xml:space="preserve"> during design, and readability scoring through the </w:t>
-      </w:r>
-      <w:r>
-        <w:rPr>
-          <w:b/>
-          <w:i w:val="0"/>
-        </w:rPr>
-        <w:t>Hemingway Editor</w:t>
-      </w:r>
-      <w:r>
-        <w:rPr>
-          <w:b w:val="0"/>
-          <w:i w:val="0"/>
-        </w:rPr>
-        <w:t xml:space="preserve"> or Flesch-Kincaid analysis.</w:t>
+        <w:t>During development, the axe DevTools browser extension and WAVE from WebAIM give immediate in-browser feedback while a page is being built, and Lighthouse, which is built into Chrome DevTools, contributes an accessibility score alongside the performance metrics this site cares about anyway.</w:t>
       </w:r>
     </w:p>
     <w:p>
@@ -1484,7 +639,25 @@
           <w:b w:val="0"/>
           <w:i w:val="0"/>
         </w:rPr>
-        <w:t>Two caveats must accompany any automated program. First, these tools verify roughly a third of WCAG criteria; a clean scan is a floor, not a certificate of conformance. Second, rule sets must be kept current as standards evolve; a stale scanner silently stops testing against the standard it claims to enforce.</w:t>
+        <w:t>In continuous integration, Pa11y CI or axe-core would run against every push to the project's GitHub repository, wired into the same GitHub Actions workflow that already deploys this site to Azure App Service. Configuring the build to fail on new violations is what prevents regressions from reaching production, and in my opinion that is the decisive advantage automation has over periodic manual audits, since a manual audit only catches what broke between audits while a build check catches it the moment it happens. It also demonstrates the site's own subject matter, since the same pipeline can run Lighthouse CI for optimization budgets.</w:t>
+      </w:r>
+    </w:p>
+    <w:p>
+      <w:r>
+        <w:rPr>
+          <w:b w:val="0"/>
+          <w:i w:val="0"/>
+        </w:rPr>
+        <w:t>For ongoing monitoring, the IBM Equal Access Accessibility Checker and ARC Toolkit add rule coverage beyond what axe catches, and crawlers like Siteimprove or Tenon.io can scan the full site on a schedule and trend the results over time. Supporting those, the W3C Markup Validation Service matters because valid HTML underpins assistive technology support in the first place, the WebAIM Contrast Checker gets used during design instead of after it, and readability scoring runs through the Hemingway Editor or Flesch-Kincaid analysis.</w:t>
+      </w:r>
+    </w:p>
+    <w:p>
+      <w:r>
+        <w:rPr>
+          <w:b w:val="0"/>
+          <w:i w:val="0"/>
+        </w:rPr>
+        <w:t>Two caveats have to accompany any automated program though. The first is that these tools verify roughly a third of the WCAG criteria, so a clean scan is a floor instead of a certificate of conformance. The second is that rule sets have to be kept current as the standards evolve, since a stale scanner quietly stops testing against the standard it still claims to enforce, and nothing about the passing result tells you that has happened.</w:t>
       </w:r>
     </w:p>
     <w:p>
@@ -1501,39 +674,7 @@
           <w:b w:val="0"/>
           <w:i w:val="0"/>
         </w:rPr>
-        <w:t xml:space="preserve">The site declares its language with the </w:t>
-      </w:r>
-      <w:r>
-        <w:rPr>
-          <w:rFonts w:ascii="Consolas" w:hAnsi="Consolas"/>
-          <w:b w:val="0"/>
-          <w:i w:val="0"/>
-          <w:sz w:val="21"/>
-        </w:rPr>
-        <w:t>lang</w:t>
-      </w:r>
-      <w:r>
-        <w:rPr>
-          <w:b w:val="0"/>
-          <w:i w:val="0"/>
-        </w:rPr>
-        <w:t xml:space="preserve"> attribute (3.1.1) and marks inline-language passages with </w:t>
-      </w:r>
-      <w:r>
-        <w:rPr>
-          <w:rFonts w:ascii="Consolas" w:hAnsi="Consolas"/>
-          <w:b w:val="0"/>
-          <w:i w:val="0"/>
-          <w:sz w:val="21"/>
-        </w:rPr>
-        <w:t>lang</w:t>
-      </w:r>
-      <w:r>
-        <w:rPr>
-          <w:b w:val="0"/>
-          <w:i w:val="0"/>
-        </w:rPr>
-        <w:t xml:space="preserve"> on the containing element (3.1.2), so screen readers switch pronunciation rather than reading foreign text with English phonetics.</w:t>
+        <w:t>I am declaring the site's language with the lang attribute under 3.1.1 and marking any inline-language passages with lang on the containing element under 3.1.2, so that screen readers switch pronunciation instead of reading foreign text with English phonetics.</w:t>
       </w:r>
     </w:p>
     <w:p>
@@ -1542,69 +683,34 @@
           <w:b w:val="0"/>
           <w:i w:val="0"/>
         </w:rPr>
-        <w:t xml:space="preserve">Content will be written in </w:t>
+        <w:t>I am writing the content in plain, idiom-free English, and in my opinion that matters acutely for a technical audience specifically, since web development documentation is read worldwide by people whose first language is not English, and idioms, sports metaphors, and cultural shorthand like "out of the box" or "silver bullet" or "down to the wire" are exactly the constructions that fail those readers and defeat translation tools at the same time. Technical acronyms get expanded on first use.</w:t>
       </w:r>
-      <w:r>
-        <w:rPr>
-          <w:b/>
-          <w:i w:val="0"/>
-        </w:rPr>
-        <w:t>plain, idiom-free English</w:t>
-      </w:r>
+    </w:p>
+    <w:p>
       <w:r>
         <w:rPr>
           <w:b w:val="0"/>
           <w:i w:val="0"/>
         </w:rPr>
-        <w:t>. This matters acutely for a technical audience: web development documentation is read worldwide by non-native English speakers, and idioms, sports metaphors, and cultural shorthand ("out of the box," "silver bullet," "down to the wire") are exactly the constructions that fail those readers and defeat translation tools. Technical acronyms will be expanded on first use.</w:t>
+        <w:t>Formats will not assume a single locale either, so dates appear unambiguously as something like "March 4, 2026" rather than 3/4/26, which reads as April 3 across much of the world, and times state their zone explicitly. The contact form accepts international name, address, and phone formats instead of enforcing US-only patterns, and notably it will not require a first name and last name split, since that misrepresents naming conventions in much of the world.</w:t>
       </w:r>
     </w:p>
     <w:p>
       <w:r>
         <w:rPr>
-          <w:b/>
+          <w:b w:val="0"/>
           <w:i w:val="0"/>
         </w:rPr>
-        <w:t>Formats will not assume a single locale.</w:t>
+        <w:t>Examples and imagery will represent a range of ages, ethnicities, abilities, and backgrounds instead of defaulting to a narrow stereotype of who writes code, and the sample data inside code examples will use varied, non-US-centric names and addresses, since in my opinion example code is itself a quiet signal about who the material was written for. Icons get checked for culturally specific meanings before they go in.</w:t>
       </w:r>
+    </w:p>
+    <w:p>
       <w:r>
         <w:rPr>
           <w:b w:val="0"/>
           <w:i w:val="0"/>
         </w:rPr>
-        <w:t xml:space="preserve"> Dates appear unambiguously ("March 4, 2026" rather than 3/4/26, which reads as April 3 in much of the world). Times state their zone. The contact form accepts international name, address, and phone formats rather than enforcing US-only patterns, and notably will not require a "first name / last name" split, which misrepresents naming conventions in much of the world.</w:t>
-      </w:r>
-    </w:p>
-    <w:p>
-      <w:r>
-        <w:rPr>
-          <w:b/>
-          <w:i w:val="0"/>
-        </w:rPr>
-        <w:t>Examples and imagery</w:t>
-      </w:r>
-      <w:r>
-        <w:rPr>
-          <w:b w:val="0"/>
-          <w:i w:val="0"/>
-        </w:rPr>
-        <w:t xml:space="preserve"> will represent a range of ages, ethnicities, abilities, and backgrounds rather than defaulting to a narrow stereotype of who writes code. Sample data in code examples will use varied, non-US-centric names and addresses, since example code is itself a quiet signal about who the material is written for. Icons will be checked for culturally specific meanings.</w:t>
-      </w:r>
-    </w:p>
-    <w:p>
-      <w:r>
-        <w:rPr>
-          <w:b/>
-          <w:i w:val="0"/>
-        </w:rPr>
-        <w:t>Structurally,</w:t>
-      </w:r>
-      <w:r>
-        <w:rPr>
-          <w:b w:val="0"/>
-          <w:i w:val="0"/>
-        </w:rPr>
-        <w:t xml:space="preserve"> the design accommodates text expansion (translated German or Spanish text can run 30% longer than English) by avoiding fixed-width containers that would clip or overflow. Where translation is offered, professionally translated key pages are preferable to machine translation for security guidance, where a mistranslation could produce an insecure implementation. Right-to-left support via CSS logical properties is a reasonable enhancement.</w:t>
+        <w:t>Structurally, the design has to accommodate text expansion, since translated German or Spanish text can run 30 percent longer than the English original, which means avoiding fixed-width containers that would clip or overflow once the text grows. Where translation gets offered, professionally translated key pages are preferable to machine translation for the security guidance in particular, because a mistranslation there could produce an insecure implementation instead of just an awkward sentence, and right-to-left support through CSS logical properties is a reasonable enhancement to plan for.</w:t>
       </w:r>
     </w:p>
     <w:p>
@@ -1621,7 +727,7 @@
           <w:b w:val="0"/>
           <w:i w:val="0"/>
         </w:rPr>
-        <w:t>Feedback mechanisms must themselves be accessible, or they systematically exclude the users whose input matters most.</w:t>
+        <w:t>I want the feedback mechanisms themselves to be accessible, since otherwise they systematically exclude the exact users whose input matters most, and that would defeat the purpose of collecting feedback at all.</w:t>
       </w:r>
     </w:p>
     <w:p>
@@ -1630,21 +736,7 @@
           <w:b w:val="0"/>
           <w:i w:val="0"/>
         </w:rPr>
-        <w:t xml:space="preserve">An </w:t>
-      </w:r>
-      <w:r>
-        <w:rPr>
-          <w:b/>
-          <w:i w:val="0"/>
-        </w:rPr>
-        <w:t>accessibility feedback link</w:t>
-      </w:r>
-      <w:r>
-        <w:rPr>
-          <w:b w:val="0"/>
-          <w:i w:val="0"/>
-        </w:rPr>
-        <w:t xml:space="preserve"> will appear in the site footer on every page, offering multiple channels (form, email, and an alternative contact method), since a user blocked by an inaccessible form needs a different route to report exactly that problem.</w:t>
+        <w:t>An accessibility feedback link appears in the site footer on every page and offers multiple channels, meaning a form, an email address, and an alternative contact method, and the reason for offering more than one is that somebody blocked by an inaccessible form needs a different route available to report that specific problem. The contact form doubles as a general feedback channel with an optional category selector, so that accessibility reports can be triaged separately from ordinary content questions, and a short optional on-page prompt asking whether the page was helpful would gather lightweight per-page signal without interrupting anybody with a modal, while staying fully keyboard and screen-reader operable.</w:t>
       </w:r>
     </w:p>
     <w:p>
@@ -1653,21 +745,7 @@
           <w:b w:val="0"/>
           <w:i w:val="0"/>
         </w:rPr>
-        <w:t xml:space="preserve">The </w:t>
-      </w:r>
-      <w:r>
-        <w:rPr>
-          <w:b/>
-          <w:i w:val="0"/>
-        </w:rPr>
-        <w:t>contact form</w:t>
-      </w:r>
-      <w:r>
-        <w:rPr>
-          <w:b w:val="0"/>
-          <w:i w:val="0"/>
-        </w:rPr>
-        <w:t xml:space="preserve"> itself doubles as a general feedback channel, with an optional category selector so accessibility reports can be triaged distinctly from content questions.</w:t>
+        <w:t>I would use analytics to identify friction indirectly through things like high-exit pages, failed internal searches, which are a direct signal that the site's vocabulary does not match the reader's, and rage-clicks, but analytics only ever reveal where users struggle and never why, so they generate questions instead of answers.</w:t>
       </w:r>
     </w:p>
     <w:p>
@@ -1676,169 +754,7 @@
           <w:b w:val="0"/>
           <w:i w:val="0"/>
         </w:rPr>
-        <w:t xml:space="preserve">A </w:t>
-      </w:r>
-      <w:r>
-        <w:rPr>
-          <w:b/>
-          <w:i w:val="0"/>
-        </w:rPr>
-        <w:t>short, optional on-page prompt</w:t>
-      </w:r>
-      <w:r>
-        <w:rPr>
-          <w:b w:val="0"/>
-          <w:i w:val="0"/>
-        </w:rPr>
-        <w:t xml:space="preserve"> ("Was this page helpful?") would gather lightweight per-page signal without a modal interruption, and would remain fully keyboard- and screen-reader-operable.</w:t>
-      </w:r>
-    </w:p>
-    <w:p>
-      <w:r>
-        <w:rPr>
-          <w:b/>
-          <w:i w:val="0"/>
-        </w:rPr>
-        <w:t>Analytics</w:t>
-      </w:r>
-      <w:r>
-        <w:rPr>
-          <w:b w:val="0"/>
-          <w:i w:val="0"/>
-        </w:rPr>
-        <w:t xml:space="preserve"> identify friction indirectly: high-exit pages, failed internal searches (a direct signal of vocabulary mismatch between the site's terms and the reader's), and rage-clicks. Analytics reveal </w:t>
-      </w:r>
-      <w:r>
-        <w:rPr>
-          <w:b w:val="0"/>
-          <w:i/>
-        </w:rPr>
-        <w:t>where</w:t>
-      </w:r>
-      <w:r>
-        <w:rPr>
-          <w:b w:val="0"/>
-          <w:i w:val="0"/>
-        </w:rPr>
-        <w:t xml:space="preserve"> users struggle but never </w:t>
-      </w:r>
-      <w:r>
-        <w:rPr>
-          <w:b w:val="0"/>
-          <w:i/>
-        </w:rPr>
-        <w:t>why</w:t>
-      </w:r>
-      <w:r>
-        <w:rPr>
-          <w:b w:val="0"/>
-          <w:i w:val="0"/>
-        </w:rPr>
-        <w:t>, so they generate questions rather than answers.</w:t>
-      </w:r>
-    </w:p>
-    <w:p>
-      <w:r>
-        <w:rPr>
-          <w:b/>
-          <w:i w:val="0"/>
-        </w:rPr>
-        <w:t>Selecting methods deliberately rather than by convenience.</w:t>
-      </w:r>
-      <w:r>
-        <w:rPr>
-          <w:b w:val="0"/>
-          <w:i w:val="0"/>
-        </w:rPr>
-        <w:t xml:space="preserve"> Rohr (2022) frames UX research methods along three dimensions (</w:t>
-      </w:r>
-      <w:r>
-        <w:rPr>
-          <w:b w:val="0"/>
-          <w:i/>
-        </w:rPr>
-        <w:t>attitudinal vs. behavioral</w:t>
-      </w:r>
-      <w:r>
-        <w:rPr>
-          <w:b w:val="0"/>
-          <w:i w:val="0"/>
-        </w:rPr>
-        <w:t xml:space="preserve">, </w:t>
-      </w:r>
-      <w:r>
-        <w:rPr>
-          <w:b w:val="0"/>
-          <w:i/>
-        </w:rPr>
-        <w:t>qualitative vs. quantitative</w:t>
-      </w:r>
-      <w:r>
-        <w:rPr>
-          <w:b w:val="0"/>
-          <w:i w:val="0"/>
-        </w:rPr>
-        <w:t xml:space="preserve">, and </w:t>
-      </w:r>
-      <w:r>
-        <w:rPr>
-          <w:b w:val="0"/>
-          <w:i/>
-        </w:rPr>
-        <w:t>context of use</w:t>
-      </w:r>
-      <w:r>
-        <w:rPr>
-          <w:b w:val="0"/>
-          <w:i w:val="0"/>
-        </w:rPr>
-        <w:t xml:space="preserve">), and that framework explains why no single mechanism above is sufficient. Analytics are behavioral and quantitative: they record what users did, at scale, but cannot explain intent. Surveys and the "was this helpful?" prompt are attitudinal: they capture what users </w:t>
-      </w:r>
-      <w:r>
-        <w:rPr>
-          <w:b w:val="0"/>
-          <w:i/>
-        </w:rPr>
-        <w:t>say</w:t>
-      </w:r>
-      <w:r>
-        <w:rPr>
-          <w:b w:val="0"/>
-          <w:i w:val="0"/>
-        </w:rPr>
-        <w:t>, which may diverge from what they do. Usability testing is behavioral and qualitative: small samples, but it reveals causes. An inclusive feedback program needs coverage across all three dimensions, because a program built only from analytics will systematically miss the users whose difficulties cause them to leave before generating any signal at all, exactly the users this site most needs to hear from.</w:t>
-      </w:r>
-    </w:p>
-    <w:p>
-      <w:r>
-        <w:rPr>
-          <w:b/>
-          <w:i w:val="0"/>
-        </w:rPr>
-        <w:t>Community channels</w:t>
-      </w:r>
-      <w:r>
-        <w:rPr>
-          <w:b w:val="0"/>
-          <w:i w:val="0"/>
-        </w:rPr>
-        <w:t xml:space="preserve"> (a public issue tracker on the project's GitHub repository) suit this audience specifically, since developers are already comfortable filing issues and will often supply precise reproduction steps and environment details.</w:t>
-      </w:r>
-    </w:p>
-    <w:p>
-      <w:r>
-        <w:rPr>
-          <w:b/>
-          <w:i w:val="0"/>
-        </w:rPr>
-        <w:t>Recruited usability sessions and an advisory panel</w:t>
-      </w:r>
-      <w:r>
-        <w:rPr>
-          <w:b w:val="0"/>
-          <w:i w:val="0"/>
-        </w:rPr>
-        <w:t xml:space="preserve"> of compensated participants including assistive technology users, ESL developers, and beginners would provide structured qualitative input on a recurring basis.</w:t>
+        <w:t>That distinction is worth being deliberate about rather than just collecting whatever is easy, and Rohr's framework organizing UX research methods along three dimensions, attitudinal versus behavioral, qualitative versus quantitative, and context of use, is what explains why no single mechanism above is sufficient on its own. Analytics are behavioral and quantitative, so they record what users did at scale but cannot explain intent, while surveys and the "was this helpful" prompt are attitudinal and capture what users say, which may not match what they actually do, and usability testing is behavioral and qualitative, which gives small samples but reveals causes. An inclusive feedback program needs coverage across all three dimensions, because a program built only from analytics will systematically miss the users whose difficulties make them leave before they ever generate a signal, and those are exactly the users this site most needs to hear from.</w:t>
       </w:r>
     </w:p>
     <w:p>
@@ -1847,7 +763,16 @@
           <w:b w:val="0"/>
           <w:i w:val="0"/>
         </w:rPr>
-        <w:t>Feedback must close the loop. Reports that vanish without acknowledgment train users to stop reporting. A published response commitment and a visible changelog of accessibility fixes demonstrate that input produces change.</w:t>
+        <w:t>A public issue tracker on the project's GitHub repository suits this audience specifically, since developers are already comfortable filing issues and tend to supply precise reproduction steps and environment details without being asked, and beyond that, recruited usability sessions and an advisory panel of compensated participants including assistive technology users, developers reading in a second language, and beginners would provide structured qualitative input on a recurring basis.</w:t>
+      </w:r>
+    </w:p>
+    <w:p>
+      <w:r>
+        <w:rPr>
+          <w:b w:val="0"/>
+          <w:i w:val="0"/>
+        </w:rPr>
+        <w:t>Whatever gets collected, the loop has to close, since reports that vanish without acknowledgment train people to stop reporting, so a published response commitment and a visible changelog of accessibility fixes are what actually demonstrate that the input produces change.</w:t>
       </w:r>
     </w:p>
     <w:p>
@@ -1864,21 +789,7 @@
           <w:b w:val="0"/>
           <w:i w:val="0"/>
         </w:rPr>
-        <w:t xml:space="preserve">Gilbert (2019) frames inclusive design as a practice spanning compliance, assistive technology, and design strategy rather than a checklist applied at the end, the position this proposal adopts throughout. Two of that work's arguments shape the sections above directly: that understanding </w:t>
-      </w:r>
-      <w:r>
-        <w:rPr>
-          <w:b w:val="0"/>
-          <w:i/>
-        </w:rPr>
-        <w:t>how assistive technologies actually operate</w:t>
-      </w:r>
-      <w:r>
-        <w:rPr>
-          <w:b w:val="0"/>
-          <w:i w:val="0"/>
-        </w:rPr>
-        <w:t xml:space="preserve"> is a prerequisite for designing for them (which is why Section 3 specifies screen reader and browser pairings rather than treating "screen reader testing" as a single undifferentiated activity), and that legal compliance is a floor rather than a goal (which is why this proposal targets AA and deliberately exceeds it where the audience benefits).</w:t>
+        <w:t>Gilbert frames inclusive design as a practice spanning compliance, assistive technology, and design strategy instead of a checklist applied at the end, and that is the position I am adopting throughout this proposal. Two of that book's arguments shape the sections above directly, the first being that understanding how assistive technologies actually operate is a prerequisite for designing for them, which is why Section 3 names specific screen reader and browser pairings instead of treating screen reader testing as one undifferentiated activity, and the second being that legal compliance is a floor instead of a goal, which is why I am targeting AA and then deliberately exceeding it where the audience benefits.</w:t>
       </w:r>
     </w:p>
     <w:p>
@@ -1887,189 +798,7 @@
           <w:b w:val="0"/>
           <w:i w:val="0"/>
         </w:rPr>
-        <w:t xml:space="preserve">The project further draws on the </w:t>
-      </w:r>
-      <w:r>
-        <w:rPr>
-          <w:b/>
-          <w:i w:val="0"/>
-        </w:rPr>
-        <w:t>Microsoft Inclusive Design</w:t>
-      </w:r>
-      <w:r>
-        <w:rPr>
-          <w:b w:val="0"/>
-          <w:i w:val="0"/>
-        </w:rPr>
-        <w:t xml:space="preserve"> framework and its three principles: </w:t>
-      </w:r>
-      <w:r>
-        <w:rPr>
-          <w:b w:val="0"/>
-          <w:i/>
-        </w:rPr>
-        <w:t>recognize exclusion</w:t>
-      </w:r>
-      <w:r>
-        <w:rPr>
-          <w:b w:val="0"/>
-          <w:i w:val="0"/>
-        </w:rPr>
-        <w:t xml:space="preserve">, </w:t>
-      </w:r>
-      <w:r>
-        <w:rPr>
-          <w:b w:val="0"/>
-          <w:i/>
-        </w:rPr>
-        <w:t>solve for one, extend to many</w:t>
-      </w:r>
-      <w:r>
-        <w:rPr>
-          <w:b w:val="0"/>
-          <w:i w:val="0"/>
-        </w:rPr>
-        <w:t xml:space="preserve">, and </w:t>
-      </w:r>
-      <w:r>
-        <w:rPr>
-          <w:b w:val="0"/>
-          <w:i/>
-        </w:rPr>
-        <w:t>learn from diversity</w:t>
-      </w:r>
-      <w:r>
-        <w:rPr>
-          <w:b w:val="0"/>
-          <w:i w:val="0"/>
-        </w:rPr>
-        <w:t xml:space="preserve">. Its most useful instrument here is the </w:t>
-      </w:r>
-      <w:r>
-        <w:rPr>
-          <w:b/>
-          <w:i w:val="0"/>
-        </w:rPr>
-        <w:t>persona spectrum</w:t>
-      </w:r>
-      <w:r>
-        <w:rPr>
-          <w:b w:val="0"/>
-          <w:i w:val="0"/>
-        </w:rPr>
-        <w:t>, which reframes disability as a spectrum of permanent, temporary, and situational constraints. One-handed use covers a developer with a permanent limb difference, a developer with a broken wrist, and a developer holding a coffee on a train. Designing for the permanent case serves all three and sharply increases the population served by any accommodation.</w:t>
-      </w:r>
-    </w:p>
-    <w:p>
-      <w:r>
-        <w:rPr>
-          <w:b/>
-          <w:i w:val="0"/>
-        </w:rPr>
-        <w:t>Universal Design's seven principles</w:t>
-      </w:r>
-      <w:r>
-        <w:rPr>
-          <w:b w:val="0"/>
-          <w:i w:val="0"/>
-        </w:rPr>
-        <w:t xml:space="preserve"> (equitable use, flexibility in use, simple and intuitive use, perceptible information, tolerance for error, low physical effort, and appropriate size and space) provide a design-stage checklist complementing WCAG's verification-stage criteria.</w:t>
-      </w:r>
-    </w:p>
-    <w:p>
-      <w:r>
-        <w:rPr>
-          <w:b/>
-          <w:i w:val="0"/>
-        </w:rPr>
-        <w:t>POUR</w:t>
-      </w:r>
-      <w:r>
-        <w:rPr>
-          <w:b w:val="0"/>
-          <w:i w:val="0"/>
-        </w:rPr>
-        <w:t xml:space="preserve"> (Perceivable, Operable, Understandable, Robust) organizes the work around WCAG's own conceptual structure.</w:t>
-      </w:r>
-    </w:p>
-    <w:p>
-      <w:r>
-        <w:rPr>
-          <w:b/>
-          <w:i w:val="0"/>
-        </w:rPr>
-        <w:t>Personalization philosophy: respect existing system preferences rather than requiring reconfiguration.</w:t>
-      </w:r>
-      <w:r>
-        <w:rPr>
-          <w:b w:val="0"/>
-          <w:i w:val="0"/>
-        </w:rPr>
-        <w:t xml:space="preserve"> Honoring </w:t>
-      </w:r>
-      <w:r>
-        <w:rPr>
-          <w:rFonts w:ascii="Consolas" w:hAnsi="Consolas"/>
-          <w:b w:val="0"/>
-          <w:i w:val="0"/>
-          <w:sz w:val="21"/>
-        </w:rPr>
-        <w:t>prefers-reduced-motion</w:t>
-      </w:r>
-      <w:r>
-        <w:rPr>
-          <w:b w:val="0"/>
-          <w:i w:val="0"/>
-        </w:rPr>
-        <w:t xml:space="preserve">, </w:t>
-      </w:r>
-      <w:r>
-        <w:rPr>
-          <w:rFonts w:ascii="Consolas" w:hAnsi="Consolas"/>
-          <w:b w:val="0"/>
-          <w:i w:val="0"/>
-          <w:sz w:val="21"/>
-        </w:rPr>
-        <w:t>prefers-color-scheme</w:t>
-      </w:r>
-      <w:r>
-        <w:rPr>
-          <w:b w:val="0"/>
-          <w:i w:val="0"/>
-        </w:rPr>
-        <w:t xml:space="preserve">, and </w:t>
-      </w:r>
-      <w:r>
-        <w:rPr>
-          <w:rFonts w:ascii="Consolas" w:hAnsi="Consolas"/>
-          <w:b w:val="0"/>
-          <w:i w:val="0"/>
-          <w:sz w:val="21"/>
-        </w:rPr>
-        <w:t>prefers-contrast</w:t>
-      </w:r>
-      <w:r>
-        <w:rPr>
-          <w:b w:val="0"/>
-          <w:i w:val="0"/>
-        </w:rPr>
-        <w:t xml:space="preserve"> means a user who has already configured their operating system gets an appropriate experience immediately, with no per-site setup. Site-level controls (Section 10) supplement these defaults rather than replacing them.</w:t>
-      </w:r>
-    </w:p>
-    <w:p>
-      <w:r>
-        <w:rPr>
-          <w:b/>
-          <w:i w:val="0"/>
-        </w:rPr>
-        <w:t>Personalization specific to this hub's purpose:</w:t>
-      </w:r>
-      <w:r>
-        <w:rPr>
-          <w:b w:val="0"/>
-          <w:i w:val="0"/>
-        </w:rPr>
-        <w:t xml:space="preserve"> content is layered so a beginner and a practitioner can use the same page differently: a plain-language summary and a "why this matters" framing above, with implementation detail, specification references, and edge cases disclosed progressively below. This is personalization through content structure rather than through user profiling, which avoids collecting personal data the site has no need to hold, itself a security and privacy decision consistent with the hub's own material.</w:t>
+        <w:t>Beyond that, I am drawing on the Microsoft Inclusive Design framework and its three principles, which are recognize exclusion, solve for one and extend to many, and learn from diversity. The most useful instrument in it for this project is the persona spectrum, which reframes disability as a spectrum of permanent, temporary, and situational constraints, so that one-handed use covers a developer with a permanent limb difference, a developer with a broken wrist, and a developer holding a coffee on a train all at once. Designing for the permanent case serves all three of them, which sharply increases the population served by any given accommodation.</w:t>
       </w:r>
     </w:p>
     <w:p>
@@ -2078,35 +807,34 @@
           <w:b w:val="0"/>
           <w:i w:val="0"/>
         </w:rPr>
-        <w:t xml:space="preserve">Two further commitments: </w:t>
+        <w:t>Universal Design's seven principles, meaning equitable use, flexibility in use, simple and intuitive use, perceptible information, tolerance for error, low physical effort, and appropriate size and space, give me a design-stage checklist that complements WCAG's verification-stage criteria, and POUR, meaning perceivable, operable, understandable, and robust, organizes the work around WCAG's own conceptual structure.</w:t>
       </w:r>
-      <w:r>
-        <w:rPr>
-          <w:b/>
-          <w:i w:val="0"/>
-        </w:rPr>
-        <w:t>inclusive research recruitment</w:t>
-      </w:r>
+    </w:p>
+    <w:p>
       <w:r>
         <w:rPr>
           <w:b w:val="0"/>
           <w:i w:val="0"/>
         </w:rPr>
-        <w:t xml:space="preserve">, ensuring participants include disabled users, ESL speakers, and beginners rather than treating a convenience sample as representative; and </w:t>
+        <w:t>The personalization philosophy I am committing to is respecting the preferences a user has already set rather than making them reconfigure everything again, so honouring prefers-reduced-motion, prefers-color-scheme, and prefers-contrast means somebody who has already configured their operating system gets an appropriate experience immediately with no per-site setup, and the site-level controls described in Section 10 supplement those defaults instead of replacing them.</w:t>
       </w:r>
-      <w:r>
-        <w:rPr>
-          <w:b/>
-          <w:i w:val="0"/>
-        </w:rPr>
-        <w:t>progressive enhancement</w:t>
-      </w:r>
+    </w:p>
+    <w:p>
       <w:r>
         <w:rPr>
           <w:b w:val="0"/>
           <w:i w:val="0"/>
         </w:rPr>
-        <w:t>, so the site delivers a functional experience on older browsers and constrained connections rather than failing entirely.</w:t>
+        <w:t>The personalization that is specific to this hub's purpose is layered content, so that a beginner and a practitioner can use the same page differently, with a plain-language summary and a "why this matters" framing up top and the implementation detail, specification references, and edge cases disclosed progressively below. That is personalization through content structure instead of through user profiling, which also means the site avoids collecting personal data it has no need to hold, and in my opinion that is a security and privacy decision consistent with the hub's own material rather than a separate concern.</w:t>
+      </w:r>
+    </w:p>
+    <w:p>
+      <w:r>
+        <w:rPr>
+          <w:b w:val="0"/>
+          <w:i w:val="0"/>
+        </w:rPr>
+        <w:t>Two further commitments round this out. The first is inclusive research recruitment, meaning participants have to include disabled users, people reading in a second language, and beginners, instead of treating a convenience sample as representative. The second is progressive enhancement, so that the site delivers a functional experience on older browsers and constrained connections instead of failing outright.</w:t>
       </w:r>
     </w:p>
     <w:p>
@@ -2123,53 +851,7 @@
           <w:b w:val="0"/>
           <w:i w:val="0"/>
         </w:rPr>
-        <w:t xml:space="preserve">Every interactive element will be </w:t>
-      </w:r>
-      <w:r>
-        <w:rPr>
-          <w:b/>
-          <w:i w:val="0"/>
-        </w:rPr>
-        <w:t>built on native HTML controls wherever possible</w:t>
-      </w:r>
-      <w:r>
-        <w:rPr>
-          <w:b w:val="0"/>
-          <w:i w:val="0"/>
-        </w:rPr>
-        <w:t xml:space="preserve">. A </w:t>
-      </w:r>
-      <w:r>
-        <w:rPr>
-          <w:rFonts w:ascii="Consolas" w:hAnsi="Consolas"/>
-          <w:b w:val="0"/>
-          <w:i w:val="0"/>
-          <w:sz w:val="21"/>
-        </w:rPr>
-        <w:t>&lt;button&gt;</w:t>
-      </w:r>
-      <w:r>
-        <w:rPr>
-          <w:b w:val="0"/>
-          <w:i w:val="0"/>
-        </w:rPr>
-        <w:t xml:space="preserve"> is focusable, keyboard-operable, and correctly announced with no additional work; a </w:t>
-      </w:r>
-      <w:r>
-        <w:rPr>
-          <w:rFonts w:ascii="Consolas" w:hAnsi="Consolas"/>
-          <w:b w:val="0"/>
-          <w:i w:val="0"/>
-          <w:sz w:val="21"/>
-        </w:rPr>
-        <w:t>&lt;div&gt;</w:t>
-      </w:r>
-      <w:r>
-        <w:rPr>
-          <w:b w:val="0"/>
-          <w:i w:val="0"/>
-        </w:rPr>
-        <w:t xml:space="preserve"> styled to look like a button is none of those things until substantial ARIA and JavaScript recreate what the browser already provided. Native-first is the single most effective decision in this section.</w:t>
+        <w:t>I am building every interactive element on this site on native HTML controls wherever that is possible, because a button element is focusable, keyboard-operable, and correctly announced with no additional work at all, whereas a div styled to look like a button is none of those things until a substantial amount of ARIA and JavaScript rebuilds what the browser already gave you for free, and that rebuild is where the bugs live. Native-first is in my opinion the single most effective decision in this whole section.</w:t>
       </w:r>
     </w:p>
     <w:p>
@@ -2178,289 +860,52 @@
           <w:b w:val="0"/>
           <w:i w:val="0"/>
         </w:rPr>
-        <w:t xml:space="preserve">Each control exposes an </w:t>
+        <w:t>Each control has to expose an accessible name, role, and state, so icon-only controls get an aria-label or visually hidden text, and toggles expose aria-pressed or aria-expanded so that their state is announced instead of only displayed visually.</w:t>
       </w:r>
-      <w:r>
-        <w:rPr>
-          <w:b/>
-          <w:i w:val="0"/>
-        </w:rPr>
-        <w:t>accessible name, role, and state</w:t>
-      </w:r>
+    </w:p>
+    <w:p>
       <w:r>
         <w:rPr>
           <w:b w:val="0"/>
           <w:i w:val="0"/>
         </w:rPr>
-        <w:t xml:space="preserve">. Icon-only controls receive </w:t>
+        <w:t>Focus management gets handled explicitly rather than left to the browser, so focus indicators stay clearly visible and never get obscured by sticky headers under 2.4.11, opening a modal moves focus into the dialog and traps it there until dismissal, and closing it returns focus to whatever triggered it, since without that last part keyboard users end up silently stranded behind an overlay they cannot see.</w:t>
       </w:r>
-      <w:r>
-        <w:rPr>
-          <w:rFonts w:ascii="Consolas" w:hAnsi="Consolas"/>
-          <w:b w:val="0"/>
-          <w:i w:val="0"/>
-          <w:sz w:val="21"/>
-        </w:rPr>
-        <w:t>aria-label</w:t>
-      </w:r>
+    </w:p>
+    <w:p>
       <w:r>
         <w:rPr>
           <w:b w:val="0"/>
           <w:i w:val="0"/>
         </w:rPr>
-        <w:t xml:space="preserve"> or visually hidden text. Toggles expose </w:t>
+        <w:t>Custom widgets, meaning the accordions and tabbed code samples this site uses for progressive disclosure, follow the WAI-ARIA Authoring Practices Guide patterns for expected keyboard behavior, so arrow keys move within a tab list, Escape closes, and Home and End jump to first and last.</w:t>
       </w:r>
-      <w:r>
-        <w:rPr>
-          <w:rFonts w:ascii="Consolas" w:hAnsi="Consolas"/>
-          <w:b w:val="0"/>
-          <w:i w:val="0"/>
-          <w:sz w:val="21"/>
-        </w:rPr>
-        <w:t>aria-pressed</w:t>
-      </w:r>
+    </w:p>
+    <w:p>
       <w:r>
         <w:rPr>
           <w:b w:val="0"/>
           <w:i w:val="0"/>
         </w:rPr>
-        <w:t xml:space="preserve"> or </w:t>
+        <w:t>The contact form is the site's primary interactive element so it gets particular attention, which means programmatically associated label elements, related inputs grouped in a fieldset with a legend, aria-describedby conveying format requirements before submission instead of only after a failure, aria-invalid marking the fields that are wrong, an error summary at the top of the form linking to each problem field, and messages that name the field and explain how to fix it. Autocomplete attributes under 1.3.5 let browsers fill in known values, which reduces effort for users with motor and cognitive disabilities.</w:t>
       </w:r>
-      <w:r>
-        <w:rPr>
-          <w:rFonts w:ascii="Consolas" w:hAnsi="Consolas"/>
-          <w:b w:val="0"/>
-          <w:i w:val="0"/>
-          <w:sz w:val="21"/>
-        </w:rPr>
-        <w:t>aria-expanded</w:t>
-      </w:r>
+    </w:p>
+    <w:p>
       <w:r>
         <w:rPr>
           <w:b w:val="0"/>
           <w:i w:val="0"/>
         </w:rPr>
-        <w:t xml:space="preserve"> so state is announced, not merely displayed visually.</w:t>
+        <w:t>Dynamic content announces itself through appropriately scoped ARIA live regions, with polite for status updates and assertive reserved for genuine urgency, since overusing assertive produces a stream of interruptions that users quickly learn to tune out entirely.</w:t>
       </w:r>
     </w:p>
     <w:p>
       <w:r>
         <w:rPr>
-          <w:b/>
-          <w:i w:val="0"/>
-        </w:rPr>
-        <w:t>Focus management</w:t>
-      </w:r>
-      <w:r>
-        <w:rPr>
           <w:b w:val="0"/>
           <w:i w:val="0"/>
         </w:rPr>
-        <w:t xml:space="preserve"> will be explicit. Focus indicators remain clearly visible and never obscured by sticky headers (2.4.11). Opening a modal moves focus into the dialog and traps it there until dismissal; closing returns focus to the triggering element. Without this, keyboard users are silently stranded behind an invisible overlay.</w:t>
-      </w:r>
-    </w:p>
-    <w:p>
-      <w:r>
-        <w:rPr>
-          <w:b/>
-          <w:i w:val="0"/>
-        </w:rPr>
-        <w:t>Custom widgets</w:t>
-      </w:r>
-      <w:r>
-        <w:rPr>
-          <w:b w:val="0"/>
-          <w:i w:val="0"/>
-        </w:rPr>
-        <w:t xml:space="preserve"> (the accordions and tabbed code samples this site will use for progressive disclosure) follow </w:t>
-      </w:r>
-      <w:r>
-        <w:rPr>
-          <w:b/>
-          <w:i w:val="0"/>
-        </w:rPr>
-        <w:t>WAI-ARIA Authoring Practices Guide</w:t>
-      </w:r>
-      <w:r>
-        <w:rPr>
-          <w:b w:val="0"/>
-          <w:i w:val="0"/>
-        </w:rPr>
-        <w:t xml:space="preserve"> patterns for expected keyboard behavior: arrow keys within a tab list, Escape to close, Home/End for first and last.</w:t>
-      </w:r>
-    </w:p>
-    <w:p>
-      <w:r>
-        <w:rPr>
-          <w:b/>
-          <w:i w:val="0"/>
-        </w:rPr>
-        <w:t>The contact form</w:t>
-      </w:r>
-      <w:r>
-        <w:rPr>
-          <w:b w:val="0"/>
-          <w:i w:val="0"/>
-        </w:rPr>
-        <w:t xml:space="preserve">, as the site's primary interactive element, receives particular attention: programmatically associated </w:t>
-      </w:r>
-      <w:r>
-        <w:rPr>
-          <w:rFonts w:ascii="Consolas" w:hAnsi="Consolas"/>
-          <w:b w:val="0"/>
-          <w:i w:val="0"/>
-          <w:sz w:val="21"/>
-        </w:rPr>
-        <w:t>&lt;label&gt;</w:t>
-      </w:r>
-      <w:r>
-        <w:rPr>
-          <w:b w:val="0"/>
-          <w:i w:val="0"/>
-        </w:rPr>
-        <w:t xml:space="preserve"> elements, related inputs grouped in </w:t>
-      </w:r>
-      <w:r>
-        <w:rPr>
-          <w:rFonts w:ascii="Consolas" w:hAnsi="Consolas"/>
-          <w:b w:val="0"/>
-          <w:i w:val="0"/>
-          <w:sz w:val="21"/>
-        </w:rPr>
-        <w:t>&lt;fieldset&gt;</w:t>
-      </w:r>
-      <w:r>
-        <w:rPr>
-          <w:b w:val="0"/>
-          <w:i w:val="0"/>
-        </w:rPr>
-        <w:t xml:space="preserve"> with </w:t>
-      </w:r>
-      <w:r>
-        <w:rPr>
-          <w:rFonts w:ascii="Consolas" w:hAnsi="Consolas"/>
-          <w:b w:val="0"/>
-          <w:i w:val="0"/>
-          <w:sz w:val="21"/>
-        </w:rPr>
-        <w:t>&lt;legend&gt;</w:t>
-      </w:r>
-      <w:r>
-        <w:rPr>
-          <w:b w:val="0"/>
-          <w:i w:val="0"/>
-        </w:rPr>
-        <w:t xml:space="preserve">, </w:t>
-      </w:r>
-      <w:r>
-        <w:rPr>
-          <w:rFonts w:ascii="Consolas" w:hAnsi="Consolas"/>
-          <w:b w:val="0"/>
-          <w:i w:val="0"/>
-          <w:sz w:val="21"/>
-        </w:rPr>
-        <w:t>aria-describedby</w:t>
-      </w:r>
-      <w:r>
-        <w:rPr>
-          <w:b w:val="0"/>
-          <w:i w:val="0"/>
-        </w:rPr>
-        <w:t xml:space="preserve"> conveying format requirements </w:t>
-      </w:r>
-      <w:r>
-        <w:rPr>
-          <w:b w:val="0"/>
-          <w:i/>
-        </w:rPr>
-        <w:t>before</w:t>
-      </w:r>
-      <w:r>
-        <w:rPr>
-          <w:b w:val="0"/>
-          <w:i w:val="0"/>
-        </w:rPr>
-        <w:t xml:space="preserve"> submission rather than only after failure, </w:t>
-      </w:r>
-      <w:r>
-        <w:rPr>
-          <w:rFonts w:ascii="Consolas" w:hAnsi="Consolas"/>
-          <w:b w:val="0"/>
-          <w:i w:val="0"/>
-          <w:sz w:val="21"/>
-        </w:rPr>
-        <w:t>aria-invalid</w:t>
-      </w:r>
-      <w:r>
-        <w:rPr>
-          <w:b w:val="0"/>
-          <w:i w:val="0"/>
-        </w:rPr>
-        <w:t xml:space="preserve"> marking errors, an error summary at the top of the form linking to each problem field, and messages that name the field and explain the fix. Autocomplete attributes (1.3.5) let browsers fill known values, reducing effort for users with motor and cognitive disabilities.</w:t>
-      </w:r>
-    </w:p>
-    <w:p>
-      <w:r>
-        <w:rPr>
-          <w:b/>
-          <w:i w:val="0"/>
-        </w:rPr>
-        <w:t>Dynamic content</w:t>
-      </w:r>
-      <w:r>
-        <w:rPr>
-          <w:b w:val="0"/>
-          <w:i w:val="0"/>
-        </w:rPr>
-        <w:t xml:space="preserve"> announces itself through appropriately scoped ARIA live regions: </w:t>
-      </w:r>
-      <w:r>
-        <w:rPr>
-          <w:rFonts w:ascii="Consolas" w:hAnsi="Consolas"/>
-          <w:b w:val="0"/>
-          <w:i w:val="0"/>
-          <w:sz w:val="21"/>
-        </w:rPr>
-        <w:t>polite</w:t>
-      </w:r>
-      <w:r>
-        <w:rPr>
-          <w:b w:val="0"/>
-          <w:i w:val="0"/>
-        </w:rPr>
-        <w:t xml:space="preserve"> for status updates, </w:t>
-      </w:r>
-      <w:r>
-        <w:rPr>
-          <w:rFonts w:ascii="Consolas" w:hAnsi="Consolas"/>
-          <w:b w:val="0"/>
-          <w:i w:val="0"/>
-          <w:sz w:val="21"/>
-        </w:rPr>
-        <w:t>assertive</w:t>
-      </w:r>
-      <w:r>
-        <w:rPr>
-          <w:b w:val="0"/>
-          <w:i w:val="0"/>
-        </w:rPr>
-        <w:t xml:space="preserve"> reserved for genuine urgency, since overuse produces an interruption stream users learn to tune out.</w:t>
-      </w:r>
-    </w:p>
-    <w:p>
-      <w:r>
-        <w:rPr>
-          <w:b/>
-          <w:i w:val="0"/>
-        </w:rPr>
-        <w:t>CAPTCHAs will be avoided</w:t>
-      </w:r>
-      <w:r>
-        <w:rPr>
-          <w:b w:val="0"/>
-          <w:i w:val="0"/>
-        </w:rPr>
-        <w:t xml:space="preserve"> in favor of honeypot fields and server-side validation. This is both an accessibility decision (CAPTCHAs are broadly hostile to users with visual and cognitive disabilities) and a worked example of the security/accessibility tradeoff the hub's own security section discusses.</w:t>
+        <w:t>I am also avoiding CAPTCHAs completely in favour of honeypot fields and server-side validation, and that is both an accessibility decision, since CAPTCHAs are broadly hostile to users with visual and cognitive disabilities, and a worked example of the security and accessibility tradeoff that the hub's own security section discusses.</w:t>
       </w:r>
     </w:p>
     <w:p>
@@ -2477,101 +922,7 @@
           <w:b w:val="0"/>
           <w:i w:val="0"/>
         </w:rPr>
-        <w:t xml:space="preserve">The baseline commitment is that the site </w:t>
-      </w:r>
-      <w:r>
-        <w:rPr>
-          <w:b/>
-          <w:i w:val="0"/>
-        </w:rPr>
-        <w:t>works with browser and OS settings out of the box</w:t>
-      </w:r>
-      <w:r>
-        <w:rPr>
-          <w:b w:val="0"/>
-          <w:i w:val="0"/>
-        </w:rPr>
-        <w:t xml:space="preserve">. Sizing text in </w:t>
-      </w:r>
-      <w:r>
-        <w:rPr>
-          <w:rFonts w:ascii="Consolas" w:hAnsi="Consolas"/>
-          <w:b w:val="0"/>
-          <w:i w:val="0"/>
-          <w:sz w:val="21"/>
-        </w:rPr>
-        <w:t>rem</w:t>
-      </w:r>
-      <w:r>
-        <w:rPr>
-          <w:b w:val="0"/>
-          <w:i w:val="0"/>
-        </w:rPr>
-        <w:t xml:space="preserve"> rather than </w:t>
-      </w:r>
-      <w:r>
-        <w:rPr>
-          <w:rFonts w:ascii="Consolas" w:hAnsi="Consolas"/>
-          <w:b w:val="0"/>
-          <w:i w:val="0"/>
-          <w:sz w:val="21"/>
-        </w:rPr>
-        <w:t>px</w:t>
-      </w:r>
-      <w:r>
-        <w:rPr>
-          <w:b w:val="0"/>
-          <w:i w:val="0"/>
-        </w:rPr>
-        <w:t xml:space="preserve"> means browser text-size preferences take effect immediately. Honoring </w:t>
-      </w:r>
-      <w:r>
-        <w:rPr>
-          <w:rFonts w:ascii="Consolas" w:hAnsi="Consolas"/>
-          <w:b w:val="0"/>
-          <w:i w:val="0"/>
-          <w:sz w:val="21"/>
-        </w:rPr>
-        <w:t>prefers-color-scheme</w:t>
-      </w:r>
-      <w:r>
-        <w:rPr>
-          <w:b w:val="0"/>
-          <w:i w:val="0"/>
-        </w:rPr>
-        <w:t xml:space="preserve">, </w:t>
-      </w:r>
-      <w:r>
-        <w:rPr>
-          <w:rFonts w:ascii="Consolas" w:hAnsi="Consolas"/>
-          <w:b w:val="0"/>
-          <w:i w:val="0"/>
-          <w:sz w:val="21"/>
-        </w:rPr>
-        <w:t>prefers-contrast</w:t>
-      </w:r>
-      <w:r>
-        <w:rPr>
-          <w:b w:val="0"/>
-          <w:i w:val="0"/>
-        </w:rPr>
-        <w:t xml:space="preserve">, and </w:t>
-      </w:r>
-      <w:r>
-        <w:rPr>
-          <w:rFonts w:ascii="Consolas" w:hAnsi="Consolas"/>
-          <w:b w:val="0"/>
-          <w:i w:val="0"/>
-          <w:sz w:val="21"/>
-        </w:rPr>
-        <w:t>prefers-reduced-motion</w:t>
-      </w:r>
-      <w:r>
-        <w:rPr>
-          <w:b w:val="0"/>
-          <w:i w:val="0"/>
-        </w:rPr>
-        <w:t xml:space="preserve"> means system-level choices are respected without configuration. The site remains fully usable at 200% and 400% zoom and does not defeat browser reader modes or user stylesheets.</w:t>
+        <w:t>The baseline commitment is that the site works with browser and operating system settings out of the box, so sizing text in rem instead of px means browser text-size preferences take effect immediately, and honouring prefers-color-scheme, prefers-contrast, and prefers-reduced-motion means system-level choices are respected without anybody configuring anything. The site stays fully usable at 200 and 400 percent zoom and does not defeat browser reader modes or user stylesheets.</w:t>
       </w:r>
     </w:p>
     <w:p>
@@ -2580,154 +931,7 @@
           <w:b w:val="0"/>
           <w:i w:val="0"/>
         </w:rPr>
-        <w:t xml:space="preserve">On top of that baseline, an </w:t>
-      </w:r>
-      <w:r>
-        <w:rPr>
-          <w:b/>
-          <w:i w:val="0"/>
-        </w:rPr>
-        <w:t>accessibility settings panel</w:t>
-      </w:r>
-      <w:r>
-        <w:rPr>
-          <w:b w:val="0"/>
-          <w:i w:val="0"/>
-        </w:rPr>
-        <w:t>, reachable from every page and itself fully keyboard-accessible, would offer:</w:t>
-      </w:r>
-    </w:p>
-    <w:p>
-      <w:pPr>
-        <w:pStyle w:val="ListBullet"/>
-      </w:pPr>
-      <w:r>
-        <w:rPr>
-          <w:b/>
-          <w:i w:val="0"/>
-        </w:rPr>
-        <w:t>Text size</w:t>
-      </w:r>
-      <w:r>
-        <w:rPr>
-          <w:b w:val="0"/>
-          <w:i w:val="0"/>
-        </w:rPr>
-        <w:t xml:space="preserve"> controls stepping through defined scales, with layout that reflows rather than clipping.</w:t>
-      </w:r>
-    </w:p>
-    <w:p>
-      <w:pPr>
-        <w:pStyle w:val="ListBullet"/>
-      </w:pPr>
-      <w:r>
-        <w:rPr>
-          <w:b/>
-          <w:i w:val="0"/>
-        </w:rPr>
-        <w:t>Contrast and theme</w:t>
-      </w:r>
-      <w:r>
-        <w:rPr>
-          <w:b w:val="0"/>
-          <w:i w:val="0"/>
-        </w:rPr>
-        <w:t xml:space="preserve"> options including light, dark, and high-contrast, all meeting or exceeding 4.5:1. Dark mode has practical appeal for this audience, who often work in dark editors, but it will be implemented as a genuine contrast-checked palette rather than an inverted filter.</w:t>
-      </w:r>
-    </w:p>
-    <w:p>
-      <w:pPr>
-        <w:pStyle w:val="ListBullet"/>
-      </w:pPr>
-      <w:r>
-        <w:rPr>
-          <w:b/>
-          <w:i w:val="0"/>
-        </w:rPr>
-        <w:t>Reduced motion</w:t>
-      </w:r>
-      <w:r>
-        <w:rPr>
-          <w:b w:val="0"/>
-          <w:i w:val="0"/>
-        </w:rPr>
-        <w:t>, disabling animations, transitions, and parallax.</w:t>
-      </w:r>
-    </w:p>
-    <w:p>
-      <w:pPr>
-        <w:pStyle w:val="ListBullet"/>
-      </w:pPr>
-      <w:r>
-        <w:rPr>
-          <w:b/>
-          <w:i w:val="0"/>
-        </w:rPr>
-        <w:t>Line spacing and reading width</w:t>
-      </w:r>
-      <w:r>
-        <w:rPr>
-          <w:b w:val="0"/>
-          <w:i w:val="0"/>
-        </w:rPr>
-        <w:t>, constraining measure to 60–75 characters, a meaningful aid for dyslexic readers working through long technical prose.</w:t>
-      </w:r>
-    </w:p>
-    <w:p>
-      <w:pPr>
-        <w:pStyle w:val="ListBullet"/>
-      </w:pPr>
-      <w:r>
-        <w:rPr>
-          <w:b/>
-          <w:i w:val="0"/>
-        </w:rPr>
-        <w:t>Dyslexia-friendly typeface</w:t>
-      </w:r>
-      <w:r>
-        <w:rPr>
-          <w:b w:val="0"/>
-          <w:i w:val="0"/>
-        </w:rPr>
-        <w:t xml:space="preserve"> as an opt-in alternative.</w:t>
-      </w:r>
-    </w:p>
-    <w:p>
-      <w:pPr>
-        <w:pStyle w:val="ListBullet"/>
-      </w:pPr>
-      <w:r>
-        <w:rPr>
-          <w:b/>
-          <w:i w:val="0"/>
-        </w:rPr>
-        <w:t>Underlined links</w:t>
-      </w:r>
-      <w:r>
-        <w:rPr>
-          <w:b w:val="0"/>
-          <w:i w:val="0"/>
-        </w:rPr>
-        <w:t xml:space="preserve"> for users who cannot distinguish links by color alone.</w:t>
-      </w:r>
-    </w:p>
-    <w:p>
-      <w:pPr>
-        <w:pStyle w:val="ListBullet"/>
-      </w:pPr>
-      <w:r>
-        <w:rPr>
-          <w:b/>
-          <w:i w:val="0"/>
-        </w:rPr>
-        <w:t>Code sample font size</w:t>
-      </w:r>
-      <w:r>
-        <w:rPr>
-          <w:b w:val="0"/>
-          <w:i w:val="0"/>
-        </w:rPr>
-        <w:t>, adjustable independently of body text, since monospace faces render smaller at equivalent point sizes and code density is a known readability barrier.</w:t>
+        <w:t>On top of that baseline I am planning an accessibility settings panel, reachable from every page and itself fully keyboard-accessible, offering text size controls that step through defined scales with layout that reflows instead of clipping, contrast and theme options including light, dark, and high-contrast that all meet or exceed 4.5 to 1, a reduced motion setting that disables animations and transitions and parallax, line spacing and reading width controls that constrain the measure to 60 to 75 characters, which is a meaningful aid for dyslexic readers working through long technical prose, a dyslexia-friendly typeface as an opt-in alternative, underlined links for users who cannot distinguish links by colour alone, and a code sample font size adjustable independently of the body text, since monospace faces render smaller at equivalent point sizes and code density is a known readability barrier. Dark mode has obvious practical appeal for this audience since a lot of them work in dark editors, but I want it built as a genuine contrast-checked palette rather than an inverted filter.</w:t>
       </w:r>
     </w:p>
     <w:p>
@@ -2736,23 +940,7 @@
           <w:b w:val="0"/>
           <w:i w:val="0"/>
         </w:rPr>
-        <w:t xml:space="preserve">Preferences persist across sessions via </w:t>
-      </w:r>
-      <w:r>
-        <w:rPr>
-          <w:rFonts w:ascii="Consolas" w:hAnsi="Consolas"/>
-          <w:b w:val="0"/>
-          <w:i w:val="0"/>
-          <w:sz w:val="21"/>
-        </w:rPr>
-        <w:t>localStorage</w:t>
-      </w:r>
-      <w:r>
-        <w:rPr>
-          <w:b w:val="0"/>
-          <w:i w:val="0"/>
-        </w:rPr>
-        <w:t xml:space="preserve"> and apply site-wide, so settings are configured once rather than re-selected each visit. Controls use clear text labels rather than icons alone, and a visible "reset to defaults" option lets users recover from a configuration that made things worse.</w:t>
+        <w:t>Preferences persist across sessions through localStorage and apply site-wide, so they get configured once instead of being re-selected on every visit, the controls use clear text labels instead of icons on their own, and a visible reset to defaults option lets somebody recover from a configuration that made things worse for them.</w:t>
       </w:r>
     </w:p>
     <w:p>
@@ -2761,21 +949,7 @@
           <w:b w:val="0"/>
           <w:i w:val="0"/>
         </w:rPr>
-        <w:t xml:space="preserve">The guiding constraint: </w:t>
-      </w:r>
-      <w:r>
-        <w:rPr>
-          <w:b/>
-          <w:i w:val="0"/>
-        </w:rPr>
-        <w:t>customization supplements good defaults, it does not excuse them.</w:t>
-      </w:r>
-      <w:r>
-        <w:rPr>
-          <w:b w:val="0"/>
-          <w:i w:val="0"/>
-        </w:rPr>
-        <w:t xml:space="preserve"> A site that is inaccessible until reconfigured has shifted its own obligation onto the user.</w:t>
+        <w:t>The constraint guiding all of this is that customization supplements good defaults instead of excusing them, since a site that is inaccessible until it gets reconfigured has just shifted its own obligation onto the user.</w:t>
       </w:r>
     </w:p>
     <w:p>
@@ -2792,21 +966,7 @@
           <w:b w:val="0"/>
           <w:i w:val="0"/>
         </w:rPr>
-        <w:t xml:space="preserve">The IA is </w:t>
-      </w:r>
-      <w:r>
-        <w:rPr>
-          <w:b/>
-          <w:i w:val="0"/>
-        </w:rPr>
-        <w:t>organized by learning topic rather than by content type</w:t>
-      </w:r>
-      <w:r>
-        <w:rPr>
-          <w:b w:val="0"/>
-          <w:i w:val="0"/>
-        </w:rPr>
-        <w:t>. Grouping everything into "Articles," "Tutorials," and "References" would force users to already know what format their answer lives in, the precise knowledge a learner lacks. The five course areas provide a natural, mutually comprehensible top level.</w:t>
+        <w:t>I am organizing the information architecture by learning topic rather than by content type, since grouping everything into articles, tutorials, and references would force a reader to already know what format their answer lives in, and that is exactly the knowledge a learner does not have yet. The five course areas give a natural top level that everybody can follow.</w:t>
       </w:r>
     </w:p>
     <w:p>
@@ -2815,97 +975,7 @@
           <w:b w:val="0"/>
           <w:i w:val="0"/>
         </w:rPr>
-        <w:t xml:space="preserve">Structure would be validated through </w:t>
-      </w:r>
-      <w:r>
-        <w:rPr>
-          <w:b/>
-          <w:i w:val="0"/>
-        </w:rPr>
-        <w:t>card sorting</w:t>
-      </w:r>
-      <w:r>
-        <w:rPr>
-          <w:b w:val="0"/>
-          <w:i w:val="0"/>
-        </w:rPr>
-        <w:t xml:space="preserve"> (open sorting to learn users' own mental groupings, closed sorting to test the proposed structure) and </w:t>
-      </w:r>
-      <w:r>
-        <w:rPr>
-          <w:b/>
-          <w:i w:val="0"/>
-        </w:rPr>
-        <w:t>tree testing</w:t>
-      </w:r>
-      <w:r>
-        <w:rPr>
-          <w:b w:val="0"/>
-          <w:i w:val="0"/>
-        </w:rPr>
-        <w:t xml:space="preserve">, which measures whether users can locate items in a proposed hierarchy independent of visual design. Tree testing is especially valuable here because topic boundaries genuinely blur (image optimization is arguably Optimization, Responsive Design, </w:t>
-      </w:r>
-      <w:r>
-        <w:rPr>
-          <w:b w:val="0"/>
-          <w:i/>
-        </w:rPr>
-        <w:t>and</w:t>
-      </w:r>
-      <w:r>
-        <w:rPr>
-          <w:b w:val="0"/>
-          <w:i w:val="0"/>
-        </w:rPr>
-        <w:t xml:space="preserve"> Accessibility), and testing reveals where users actually expect to find such material.</w:t>
-      </w:r>
-    </w:p>
-    <w:p>
-      <w:r>
-        <w:rPr>
-          <w:b/>
-          <w:i w:val="0"/>
-        </w:rPr>
-        <w:t>Depth will be constrained</w:t>
-      </w:r>
-      <w:r>
-        <w:rPr>
-          <w:b w:val="0"/>
-          <w:i w:val="0"/>
-        </w:rPr>
-        <w:t xml:space="preserve"> to roughly three clicks to any resource, with a broad, shallow hierarchy preferred over a deep one. Categories will be mutually exclusive where possible, with deliberate cross-linking for genuinely cross-cutting topics rather than arbitrary assignment to one section.</w:t>
-      </w:r>
-    </w:p>
-    <w:p>
-      <w:r>
-        <w:rPr>
-          <w:b/>
-          <w:i w:val="0"/>
-        </w:rPr>
-        <w:t>Multiple navigation paths</w:t>
-      </w:r>
-      <w:r>
-        <w:rPr>
-          <w:b w:val="0"/>
-          <w:i w:val="0"/>
-        </w:rPr>
-        <w:t xml:space="preserve"> (2.4.5) accommodate different strategies: browsers use the topic navigation; searchers use site search with synonym mapping so "a11y," "accessibility," and "WCAG" all resolve, and "speed," "performance," and "optimization" converge; returning users use breadcrumbs and a quick-links block.</w:t>
-      </w:r>
-    </w:p>
-    <w:p>
-      <w:r>
-        <w:rPr>
-          <w:b/>
-          <w:i w:val="0"/>
-        </w:rPr>
-        <w:t>To cater to varying comprehension levels,</w:t>
-      </w:r>
-      <w:r>
-        <w:rPr>
-          <w:b w:val="0"/>
-          <w:i w:val="0"/>
-        </w:rPr>
-        <w:t xml:space="preserve"> every topic page is layered: a plain-language summary and a "why this matters" framing first, then core guidance, then advanced detail and specification references. This serves a beginner and a practitioner without forcing either to read the other's version, the single most important IA decision for an audience whose expertise ranges from first-semester student to working professional.</w:t>
+        <w:t>I would validate that structure through card sorting, using open sorting to learn the groupings readers come up with on their own and closed sorting to test the structure I proposed, and through tree testing, which measures whether users can locate items in a proposed hierarchy independently of the visual design. Tree testing is especially worth doing here because the topic boundaries genuinely blur, since image optimization is arguably Optimization, Responsive Design, and Accessibility all at once, and testing is what reveals where users actually expect to find that material instead of where I assumed they would.</w:t>
       </w:r>
     </w:p>
     <w:p>
@@ -2914,7 +984,25 @@
           <w:b w:val="0"/>
           <w:i w:val="0"/>
         </w:rPr>
-        <w:t>Page titles and headings will be descriptive and unique (2.4.2, 2.4.6), forming a navigable outline for screen reader users, who commonly move through a page by heading rather than reading linearly.</w:t>
+        <w:t>Depth stays constrained to roughly three clicks to any resource, with a broad shallow hierarchy preferred over a deep one, and categories stay mutually exclusive where that is possible, with deliberate cross-linking for the genuinely cross-cutting topics instead of arbitrarily assigning them to one section and hoping nobody looks in the other.</w:t>
+      </w:r>
+    </w:p>
+    <w:p>
+      <w:r>
+        <w:rPr>
+          <w:b w:val="0"/>
+          <w:i w:val="0"/>
+        </w:rPr>
+        <w:t>Multiple navigation paths under 2.4.5 accommodate the different strategies readers actually use, so browsers use the topic navigation, searchers use site search with synonym mapping that resolves a11y, accessibility, and WCAG to the same place and converges speed, performance, and optimization, and returning users use breadcrumbs and a quick-links block.</w:t>
+      </w:r>
+    </w:p>
+    <w:p>
+      <w:r>
+        <w:rPr>
+          <w:b w:val="0"/>
+          <w:i w:val="0"/>
+        </w:rPr>
+        <w:t>To cater to varying comprehension levels, every topic page is layered, opening with a plain-language summary and a "why this matters" framing, then core guidance, then advanced detail and specification references. That way a beginner and a practitioner can both use the page without either of them being forced to read through the other's version first, and in my opinion that is the single most important IA decision on a site whose audience ranges from first-semester student to working professional. Page titles and headings stay descriptive and unique under 2.4.2 and 2.4.6, which forms a navigable outline for screen reader users, since they commonly move through a page by heading instead of reading it linearly.</w:t>
       </w:r>
     </w:p>
     <w:p>
@@ -2931,21 +1019,7 @@
           <w:b w:val="0"/>
           <w:i w:val="0"/>
         </w:rPr>
-        <w:t xml:space="preserve">Content will target approximately an </w:t>
-      </w:r>
-      <w:r>
-        <w:rPr>
-          <w:b/>
-          <w:i w:val="0"/>
-        </w:rPr>
-        <w:t>8th-grade reading level</w:t>
-      </w:r>
-      <w:r>
-        <w:rPr>
-          <w:b w:val="0"/>
-          <w:i w:val="0"/>
-        </w:rPr>
-        <w:t xml:space="preserve"> for overview and introductory material, measured with Flesch-Kincaid or the Hemingway Editor. WCAG 3.1.5 (Reading Level) sets lower secondary education as a AAA criterion; while this proposal targets AA overall, readability is a reasonable place to exceed baseline, because it is where technical documentation most reliably fails its readers.</w:t>
+        <w:t>I am targeting roughly an 8th-grade reading level for the overview and introductory material, measured with Flesch-Kincaid or the Hemingway Editor. WCAG 3.1.5 on Reading Level sets lower secondary education as a AAA criterion, and while this proposal targets AA overall, readability is a reasonable place to exceed the baseline, because in my opinion it is where technical documentation most reliably fails the people reading it.</w:t>
       </w:r>
     </w:p>
     <w:p>
@@ -2954,21 +1028,7 @@
           <w:b w:val="0"/>
           <w:i w:val="0"/>
         </w:rPr>
-        <w:t>A necessary qualification: technical accuracy sometimes requires technical vocabulary. The standard applied is not "eliminate all difficult words" but "</w:t>
-      </w:r>
-      <w:r>
-        <w:rPr>
-          <w:b/>
-          <w:i w:val="0"/>
-        </w:rPr>
-        <w:t>never make a reader look up a term the page could have defined</w:t>
-      </w:r>
-      <w:r>
-        <w:rPr>
-          <w:b w:val="0"/>
-          <w:i w:val="0"/>
-        </w:rPr>
-        <w:t>." Where precision demands a term like "cross-site request forgery," the page defines it in plain language on first use rather than assuming it.</w:t>
+        <w:t>One qualification is necessary though, which is that technical accuracy sometimes genuinely requires technical vocabulary, so the standard I am applying is not to eliminate every difficult word but to never make a reader look up a term the page could have defined for them. Where precision demands a term like cross-site request forgery, the page defines it in plain language on first use instead of assuming it.</w:t>
       </w:r>
     </w:p>
     <w:p>
@@ -2977,178 +1037,7 @@
           <w:b w:val="0"/>
           <w:i w:val="0"/>
         </w:rPr>
-        <w:t>Specific guidelines to be followed:</w:t>
-      </w:r>
-    </w:p>
-    <w:p>
-      <w:pPr>
-        <w:pStyle w:val="ListBullet"/>
-      </w:pPr>
-      <w:r>
-        <w:rPr>
-          <w:b/>
-          <w:i w:val="0"/>
-        </w:rPr>
-        <w:t>Plain language principles</w:t>
-      </w:r>
-      <w:r>
-        <w:rPr>
-          <w:b w:val="0"/>
-          <w:i w:val="0"/>
-        </w:rPr>
-        <w:t xml:space="preserve"> per plainlanguage.gov: active voice, common words over formal alternatives ("use" over "utilize"), concrete rather than abstract phrasing.</w:t>
-      </w:r>
-    </w:p>
-    <w:p>
-      <w:pPr>
-        <w:pStyle w:val="ListBullet"/>
-      </w:pPr>
-      <w:r>
-        <w:rPr>
-          <w:b/>
-          <w:i w:val="0"/>
-        </w:rPr>
-        <w:t>Short sentences and paragraphs</w:t>
-      </w:r>
-      <w:r>
-        <w:rPr>
-          <w:b w:val="0"/>
-          <w:i w:val="0"/>
-        </w:rPr>
-        <w:t xml:space="preserve"> (roughly 15–20 words per sentence, 3–4 sentences per paragraph), with one idea per paragraph.</w:t>
-      </w:r>
-    </w:p>
-    <w:p>
-      <w:pPr>
-        <w:pStyle w:val="ListBullet"/>
-      </w:pPr>
-      <w:r>
-        <w:rPr>
-          <w:b/>
-          <w:i w:val="0"/>
-        </w:rPr>
-        <w:t>Front-loaded content</w:t>
-      </w:r>
-      <w:r>
-        <w:rPr>
-          <w:b w:val="0"/>
-          <w:i w:val="0"/>
-        </w:rPr>
-        <w:t>, stating the conclusion first and supporting detail after. Readers scan; burying the actual recommendation in the fourth paragraph guarantees it is missed.</w:t>
-      </w:r>
-    </w:p>
-    <w:p>
-      <w:pPr>
-        <w:pStyle w:val="ListBullet"/>
-      </w:pPr>
-      <w:r>
-        <w:rPr>
-          <w:b/>
-          <w:i w:val="0"/>
-        </w:rPr>
-        <w:t>Descriptive headings and subheadings</w:t>
-      </w:r>
-      <w:r>
-        <w:rPr>
-          <w:b w:val="0"/>
-          <w:i w:val="0"/>
-        </w:rPr>
-        <w:t xml:space="preserve"> breaking text into scannable sections.</w:t>
-      </w:r>
-    </w:p>
-    <w:p>
-      <w:pPr>
-        <w:pStyle w:val="ListBullet"/>
-      </w:pPr>
-      <w:r>
-        <w:rPr>
-          <w:b/>
-          <w:i w:val="0"/>
-        </w:rPr>
-        <w:t>Bulleted lists and tables</w:t>
-      </w:r>
-      <w:r>
-        <w:rPr>
-          <w:b w:val="0"/>
-          <w:i w:val="0"/>
-        </w:rPr>
-        <w:t xml:space="preserve"> for parallel or comparative information rather than dense prose.</w:t>
-      </w:r>
-    </w:p>
-    <w:p>
-      <w:pPr>
-        <w:pStyle w:val="ListBullet"/>
-      </w:pPr>
-      <w:r>
-        <w:rPr>
-          <w:b/>
-          <w:i w:val="0"/>
-        </w:rPr>
-        <w:t>Defined jargon and a glossary</w:t>
-      </w:r>
-      <w:r>
-        <w:rPr>
-          <w:b w:val="0"/>
-          <w:i w:val="0"/>
-        </w:rPr>
-        <w:t xml:space="preserve"> for recurring terminology, with acronyms expanded on first use per page rather than only once site-wide, since search traffic lands readers mid-site.</w:t>
-      </w:r>
-    </w:p>
-    <w:p>
-      <w:pPr>
-        <w:pStyle w:val="ListBullet"/>
-      </w:pPr>
-      <w:r>
-        <w:rPr>
-          <w:b/>
-          <w:i w:val="0"/>
-        </w:rPr>
-        <w:t>Meaningful link text</w:t>
-      </w:r>
-      <w:r>
-        <w:rPr>
-          <w:b w:val="0"/>
-          <w:i w:val="0"/>
-        </w:rPr>
-        <w:t xml:space="preserve"> describing its destination out of context, since screen reader users often navigate by pulling up a list of links alone.</w:t>
-      </w:r>
-    </w:p>
-    <w:p>
-      <w:pPr>
-        <w:pStyle w:val="ListBullet"/>
-      </w:pPr>
-      <w:r>
-        <w:rPr>
-          <w:b/>
-          <w:i w:val="0"/>
-        </w:rPr>
-        <w:t>Commented, explained code samples</w:t>
-      </w:r>
-      <w:r>
-        <w:rPr>
-          <w:b w:val="0"/>
-          <w:i w:val="0"/>
-        </w:rPr>
-        <w:t>, since a code block is content a reader must parse: each is preceded by a plain-language statement of what it does and why.</w:t>
-      </w:r>
-    </w:p>
-    <w:p>
-      <w:pPr>
-        <w:pStyle w:val="ListBullet"/>
-      </w:pPr>
-      <w:r>
-        <w:rPr>
-          <w:b/>
-          <w:i w:val="0"/>
-        </w:rPr>
-        <w:t>Typographic support</w:t>
-      </w:r>
-      <w:r>
-        <w:rPr>
-          <w:b w:val="0"/>
-          <w:i w:val="0"/>
-        </w:rPr>
-        <w:t>: minimum 16px body text, line height near 1.5, measure constrained to 60–75 characters, left-aligned rather than justified text (justification creates uneven "rivers" of white space that impede dyslexic readers), and mixed case rather than all-caps.</w:t>
+        <w:t>The specific guidelines are plain language principles from plainlanguage.gov, meaning active voice, common words over formal alternatives like using "use" instead of "utilize," and concrete rather than abstract phrasing. Sentences run roughly 15 to 20 words and paragraphs run 3 to 4 sentences with one idea each. Content gets front-loaded so the conclusion comes first and the supporting detail after it, since readers scan and burying the actual recommendation in the fourth paragraph guarantees it gets missed. Headings and subheadings stay descriptive and break the text into scannable sections, and bulleted lists and tables carry parallel or comparative information instead of forcing it into dense prose.</w:t>
       </w:r>
     </w:p>
     <w:p>
@@ -3157,7 +1046,16 @@
           <w:b w:val="0"/>
           <w:i w:val="0"/>
         </w:rPr>
-        <w:t>Content would be validated by readability scoring on every substantive page and, ideally, by comprehension testing in which readers explain a concept in their own words, the only reliable test of whether writing was understood rather than merely scored.</w:t>
+        <w:t>Jargon gets defined and collected into a glossary, with acronyms expanded on first use on every page instead of only once site-wide, since search traffic lands readers in the middle of the site instead of at the beginning. Link text describes its destination out of context, because screen reader users often navigate by pulling up a list of links on its own. Code samples get commented and explained, since a code block is content the reader has to parse, so each one is preceded by a plain-language statement of what it does and why. Typographic support means a minimum of 16px body text, line height near 1.5, measure constrained to 60 to 75 characters, left-aligned rather than justified text, since justification creates uneven rivers of white space that impede dyslexic readers, and mixed case instead of all-caps.</w:t>
+      </w:r>
+    </w:p>
+    <w:p>
+      <w:r>
+        <w:rPr>
+          <w:b w:val="0"/>
+          <w:i w:val="0"/>
+        </w:rPr>
+        <w:t>I would validate all of that through readability scoring on every substantive page and, ideally, through comprehension testing where readers explain a concept back in their own words, since that is the only reliable test of whether the writing was actually understood instead of just scoring well.</w:t>
       </w:r>
     </w:p>
     <w:p>
@@ -3174,7 +1072,7 @@
           <w:b w:val="0"/>
           <w:i w:val="0"/>
         </w:rPr>
-        <w:t>The decisions in this proposal share a premise: accessibility and inclusive design are structural properties established during architecture and content design, not a remediation pass applied before launch. Retrofitting accessibility costs more and produces worse results than designing for it from the start.</w:t>
+        <w:t>The decisions I have made throughout this proposal share one premise, which is that accessibility and inclusive design are structural properties established during architecture and content design rather than a remediation pass applied right before launch, since retrofitting accessibility costs more and produces worse results than designing for it from the start does.</w:t>
       </w:r>
     </w:p>
     <w:p>
@@ -3183,7 +1081,7 @@
           <w:b w:val="0"/>
           <w:i w:val="0"/>
         </w:rPr>
-        <w:t>The proposed Web Design Resource Hub targets WCAG 2.2 Level AA conformance, verified through automated scanning in the deployment pipeline, structured manual testing, and, as a recommended extension beyond this project, usability testing with developers who use assistive technology daily. The site's distinguishing constraint is that it must embody every practice it documents. The measure of success is not a passing automated score but whether a reader can find and understand what they need on the first attempt, using whatever device, connection, and assistive technology they have.</w:t>
+        <w:t>The Web Design Resource Hub targets WCAG 2.2 Level AA conformance, verified through automated scanning in the deployment pipeline, structured manual testing, and, as a recommended extension beyond this project, usability testing with developers who use assistive technology daily. What distinguishes this site from most class projects is that it has to embody every practice it documents, so the measure of success is not a passing automated score but whether a reader can find and understand what they need on the first attempt, using whatever device, connection, and assistive technology they happen to have.</w:t>
       </w:r>
     </w:p>
     <w:p>

--- a/docs/Project1-Proposal-Anderson.docx
+++ b/docs/Project1-Proposal-Anderson.docx
@@ -40,7 +40,43 @@
           <w:b w:val="0"/>
           <w:i w:val="0"/>
         </w:rPr>
-        <w:t>CMST 387 Web Design Resource Hub Gilbert Anderson CMST 387 6300: Principles of Web Design and Technology III University of Maryland Global Campus Deployment target: https://cmst387-umgc-ganderson58.azurewebsites.net</w:t>
+        <w:t>CMST 387 Web Design Resource Hub</w:t>
+      </w:r>
+    </w:p>
+    <w:p>
+      <w:r>
+        <w:rPr>
+          <w:b w:val="0"/>
+          <w:i w:val="0"/>
+        </w:rPr>
+        <w:t>Gilbert Anderson</w:t>
+      </w:r>
+    </w:p>
+    <w:p>
+      <w:r>
+        <w:rPr>
+          <w:b w:val="0"/>
+          <w:i w:val="0"/>
+        </w:rPr>
+        <w:t>CMST 387 6300: Principles of Web Design and Technology III</w:t>
+      </w:r>
+    </w:p>
+    <w:p>
+      <w:r>
+        <w:rPr>
+          <w:b w:val="0"/>
+          <w:i w:val="0"/>
+        </w:rPr>
+        <w:t>University of Maryland Global Campus</w:t>
+      </w:r>
+    </w:p>
+    <w:p>
+      <w:r>
+        <w:rPr>
+          <w:b w:val="0"/>
+          <w:i w:val="0"/>
+        </w:rPr>
+        <w:t>Deployment target: https://cmst387-umgc-ganderson58.azurewebsites.net</w:t>
       </w:r>
     </w:p>
     <w:p>

--- a/docs/Project1-Proposal-Anderson.docx
+++ b/docs/Project1-Proposal-Anderson.docx
@@ -19,7 +19,7 @@
         <w:t xml:space="preserve">Course: </w:t>
       </w:r>
       <w:r>
-        <w:t>CMST 387 6300 - Principles of Web Design and Technology III</w:t>
+        <w:t>WDDE 385 - Principles of Web Design and Technology III</w:t>
       </w:r>
     </w:p>
     <w:p>
@@ -40,7 +40,7 @@
           <w:b w:val="0"/>
           <w:i w:val="0"/>
         </w:rPr>
-        <w:t>CMST 387 Web Design Resource Hub</w:t>
+        <w:t>WDDE 385 Web Design Resource Hub</w:t>
       </w:r>
     </w:p>
     <w:p>
@@ -58,7 +58,7 @@
           <w:b w:val="0"/>
           <w:i w:val="0"/>
         </w:rPr>
-        <w:t>CMST 387 6300: Principles of Web Design and Technology III</w:t>
+        <w:t>WDDE 385: Principles of Web Design and Technology III</w:t>
       </w:r>
     </w:p>
     <w:p>
